--- a/需求分析.docx
+++ b/需求分析.docx
@@ -1,11 +1,12 @@
 
 <file path=word/document.xml><?xml version="1.0" encoding="utf-8"?>
-<w:document xmlns:wpc="http://schemas.microsoft.com/office/word/2010/wordprocessingCanvas" xmlns:cx="http://schemas.microsoft.com/office/drawing/2014/chartex" xmlns:cx1="http://schemas.microsoft.com/office/drawing/2015/9/8/chartex" xmlns:cx2="http://schemas.microsoft.com/office/drawing/2015/10/21/chartex" xmlns:cx3="http://schemas.microsoft.com/office/drawing/2016/5/9/chartex" xmlns:cx4="http://schemas.microsoft.com/office/drawing/2016/5/10/chartex" xmlns:cx5="http://schemas.microsoft.com/office/drawing/2016/5/11/chartex" xmlns:cx6="http://schemas.microsoft.com/office/drawing/2016/5/12/chartex" xmlns:cx7="http://schemas.microsoft.com/office/drawing/2016/5/13/chartex" xmlns:cx8="http://schemas.microsoft.com/office/drawing/2016/5/14/chartex" xmlns:mc="http://schemas.openxmlformats.org/markup-compatibility/2006" xmlns:aink="http://schemas.microsoft.com/office/drawing/2016/ink" xmlns:am3d="http://schemas.microsoft.com/office/drawing/2017/model3d" xmlns:o="urn:schemas-microsoft-com:office:office" xmlns:oel="http://schemas.microsoft.com/office/2019/extlst" xmlns:r="http://schemas.openxmlformats.org/officeDocument/2006/relationships" xmlns:m="http://schemas.openxmlformats.org/officeDocument/2006/math" xmlns:v="urn:schemas-microsoft-com:vml" xmlns:wp14="http://schemas.microsoft.com/office/word/2010/wordprocessingDrawing" xmlns:wp="http://schemas.openxmlformats.org/drawingml/2006/wordprocessingDrawing" xmlns:w10="urn:schemas-microsoft-com:office:word" xmlns:w="http://schemas.openxmlformats.org/wordprocessingml/2006/main" xmlns:w14="http://schemas.microsoft.com/office/word/2010/wordml" xmlns:w15="http://schemas.microsoft.com/office/word/2012/wordml" xmlns:w16cex="http://schemas.microsoft.com/office/word/2018/wordml/cex" xmlns:w16cid="http://schemas.microsoft.com/office/word/2016/wordml/cid" xmlns:w16="http://schemas.microsoft.com/office/word/2018/wordml" xmlns:w16du="http://schemas.microsoft.com/office/word/2023/wordml/word16du" xmlns:w16sdtdh="http://schemas.microsoft.com/office/word/2020/wordml/sdtdatahash" xmlns:w16sdtfl="http://schemas.microsoft.com/office/word/2024/wordml/sdtformatlock" xmlns:w16se="http://schemas.microsoft.com/office/word/2015/wordml/symex" xmlns:wpg="http://schemas.microsoft.com/office/word/2010/wordprocessingGroup" xmlns:wpi="http://schemas.microsoft.com/office/word/2010/wordprocessingInk" xmlns:wne="http://schemas.microsoft.com/office/word/2006/wordml" xmlns:wps="http://schemas.microsoft.com/office/word/2010/wordprocessingShape" mc:Ignorable="w14 w15 w16se w16cid w16 w16cex w16sdtdh w16sdtfl w16du wp14">
+<w:document xmlns:wpc="http://schemas.microsoft.com/office/word/2010/wordprocessingCanvas" xmlns:cx="http://schemas.microsoft.com/office/drawing/2014/chartex" xmlns:cx1="http://schemas.microsoft.com/office/drawing/2015/9/8/chartex" xmlns:cx2="http://schemas.microsoft.com/office/drawing/2015/10/21/chartex" xmlns:cx3="http://schemas.microsoft.com/office/drawing/2016/5/9/chartex" xmlns:cx4="http://schemas.microsoft.com/office/drawing/2016/5/10/chartex" xmlns:cx5="http://schemas.microsoft.com/office/drawing/2016/5/11/chartex" xmlns:cx6="http://schemas.microsoft.com/office/drawing/2016/5/12/chartex" xmlns:cx7="http://schemas.microsoft.com/office/drawing/2016/5/13/chartex" xmlns:cx8="http://schemas.microsoft.com/office/drawing/2016/5/14/chartex" xmlns:mc="http://schemas.openxmlformats.org/markup-compatibility/2006" xmlns:aink="http://schemas.microsoft.com/office/drawing/2016/ink" xmlns:am3d="http://schemas.microsoft.com/office/drawing/2017/model3d" xmlns:o="urn:schemas-microsoft-com:office:office" xmlns:oel="http://schemas.microsoft.com/office/2019/extlst" xmlns:r="http://schemas.openxmlformats.org/officeDocument/2006/relationships" xmlns:m="http://schemas.openxmlformats.org/officeDocument/2006/math" xmlns:v="urn:schemas-microsoft-com:vml" xmlns:wp14="http://schemas.microsoft.com/office/word/2010/wordprocessingDrawing" xmlns:wp="http://schemas.openxmlformats.org/drawingml/2006/wordprocessingDrawing" xmlns:w10="urn:schemas-microsoft-com:office:word" xmlns:w="http://schemas.openxmlformats.org/wordprocessingml/2006/main" xmlns:w14="http://schemas.microsoft.com/office/word/2010/wordml" xmlns:w15="http://schemas.microsoft.com/office/word/2012/wordml" xmlns:w16cei="http://schemas.microsoft.com/office/word/2026/wordml/cei" xmlns:w16cex="http://schemas.microsoft.com/office/word/2018/wordml/cex" xmlns:w16cid="http://schemas.microsoft.com/office/word/2016/wordml/cid" xmlns:w16="http://schemas.microsoft.com/office/word/2018/wordml" xmlns:w16du="http://schemas.microsoft.com/office/word/2023/wordml/word16du" xmlns:w16sdtdh="http://schemas.microsoft.com/office/word/2020/wordml/sdtdatahash" xmlns:w16sdtfl="http://schemas.microsoft.com/office/word/2024/wordml/sdtformatlock" xmlns:w16se="http://schemas.microsoft.com/office/word/2015/wordml/symex" xmlns:wpg="http://schemas.microsoft.com/office/word/2010/wordprocessingGroup" xmlns:wpi="http://schemas.microsoft.com/office/word/2010/wordprocessingInk" xmlns:wne="http://schemas.microsoft.com/office/word/2006/wordml" xmlns:wps="http://schemas.microsoft.com/office/word/2010/wordprocessingShape" mc:Ignorable="w14 w15 w16se w16cid w16 w16cex w16sdtdh w16sdtfl w16du wp14">
   <w:body>
     <w:p>
       <w:pPr>
         <w:jc w:val="center"/>
         <w:rPr>
+          <w:rFonts w:hint="eastAsia"/>
           <w:b/>
           <w:bCs/>
           <w:sz w:val="30"/>
@@ -28,10 +29,10 @@
         <w:pStyle w:val="a9"/>
         <w:numPr>
           <w:ilvl w:val="0"/>
-          <w:numId w:val="1"/>
+          <w:numId w:val="2"/>
         </w:numPr>
-        <w:ind w:left="0" w:firstLine="0"/>
         <w:rPr>
+          <w:rFonts w:hint="eastAsia"/>
           <w:szCs w:val="21"/>
         </w:rPr>
       </w:pPr>
@@ -61,10 +62,10 @@
         <w:pStyle w:val="a9"/>
         <w:numPr>
           <w:ilvl w:val="0"/>
-          <w:numId w:val="1"/>
+          <w:numId w:val="2"/>
         </w:numPr>
-        <w:ind w:left="0" w:firstLine="0"/>
         <w:rPr>
+          <w:rFonts w:hint="eastAsia"/>
           <w:szCs w:val="21"/>
         </w:rPr>
       </w:pPr>
@@ -88,10 +89,10 @@
         <w:pStyle w:val="a9"/>
         <w:numPr>
           <w:ilvl w:val="0"/>
-          <w:numId w:val="1"/>
+          <w:numId w:val="2"/>
         </w:numPr>
-        <w:ind w:left="0" w:firstLine="0"/>
         <w:rPr>
+          <w:rFonts w:hint="eastAsia"/>
           <w:szCs w:val="21"/>
         </w:rPr>
       </w:pPr>
@@ -120,13 +121,7 @@
     <w:p>
       <w:pPr>
         <w:rPr>
-          <w:szCs w:val="21"/>
-        </w:rPr>
-      </w:pPr>
-    </w:p>
-    <w:p>
-      <w:pPr>
-        <w:rPr>
+          <w:rFonts w:hint="eastAsia"/>
           <w:szCs w:val="21"/>
         </w:rPr>
       </w:pPr>
@@ -138,13 +133,14 @@
           <w:szCs w:val="21"/>
         </w:rPr>
       </w:pPr>
-      <w:r>
+    </w:p>
+    <w:p>
+      <w:pPr>
         <w:rPr>
           <w:rFonts w:hint="eastAsia"/>
           <w:szCs w:val="21"/>
         </w:rPr>
-        <w:t>审核机制：员工提交工作完成请求，这个请求时发给谁呢？是按照工作内容所属机型分配审核人还是按照员工分配审核人？</w:t>
-      </w:r>
+      </w:pPr>
     </w:p>
     <w:sectPr>
       <w:pgSz w:w="11906" w:h="16838"/>
@@ -157,8 +153,94 @@
 </file>
 
 <file path=word/numbering.xml><?xml version="1.0" encoding="utf-8"?>
-<w:numbering xmlns:wpc="http://schemas.microsoft.com/office/word/2010/wordprocessingCanvas" xmlns:cx="http://schemas.microsoft.com/office/drawing/2014/chartex" xmlns:cx1="http://schemas.microsoft.com/office/drawing/2015/9/8/chartex" xmlns:cx2="http://schemas.microsoft.com/office/drawing/2015/10/21/chartex" xmlns:cx3="http://schemas.microsoft.com/office/drawing/2016/5/9/chartex" xmlns:cx4="http://schemas.microsoft.com/office/drawing/2016/5/10/chartex" xmlns:cx5="http://schemas.microsoft.com/office/drawing/2016/5/11/chartex" xmlns:cx6="http://schemas.microsoft.com/office/drawing/2016/5/12/chartex" xmlns:cx7="http://schemas.microsoft.com/office/drawing/2016/5/13/chartex" xmlns:cx8="http://schemas.microsoft.com/office/drawing/2016/5/14/chartex" xmlns:mc="http://schemas.openxmlformats.org/markup-compatibility/2006" xmlns:aink="http://schemas.microsoft.com/office/drawing/2016/ink" xmlns:am3d="http://schemas.microsoft.com/office/drawing/2017/model3d" xmlns:o="urn:schemas-microsoft-com:office:office" xmlns:oel="http://schemas.microsoft.com/office/2019/extlst" xmlns:r="http://schemas.openxmlformats.org/officeDocument/2006/relationships" xmlns:m="http://schemas.openxmlformats.org/officeDocument/2006/math" xmlns:v="urn:schemas-microsoft-com:vml" xmlns:wp14="http://schemas.microsoft.com/office/word/2010/wordprocessingDrawing" xmlns:wp="http://schemas.openxmlformats.org/drawingml/2006/wordprocessingDrawing" xmlns:w10="urn:schemas-microsoft-com:office:word" xmlns:w="http://schemas.openxmlformats.org/wordprocessingml/2006/main" xmlns:w14="http://schemas.microsoft.com/office/word/2010/wordml" xmlns:w15="http://schemas.microsoft.com/office/word/2012/wordml" xmlns:w16cex="http://schemas.microsoft.com/office/word/2018/wordml/cex" xmlns:w16cid="http://schemas.microsoft.com/office/word/2016/wordml/cid" xmlns:w16="http://schemas.microsoft.com/office/word/2018/wordml" xmlns:w16du="http://schemas.microsoft.com/office/word/2023/wordml/word16du" xmlns:w16sdtdh="http://schemas.microsoft.com/office/word/2020/wordml/sdtdatahash" xmlns:w16sdtfl="http://schemas.microsoft.com/office/word/2024/wordml/sdtformatlock" xmlns:w16se="http://schemas.microsoft.com/office/word/2015/wordml/symex" xmlns:wpg="http://schemas.microsoft.com/office/word/2010/wordprocessingGroup" xmlns:wpi="http://schemas.microsoft.com/office/word/2010/wordprocessingInk" xmlns:wne="http://schemas.microsoft.com/office/word/2006/wordml" xmlns:wps="http://schemas.microsoft.com/office/word/2010/wordprocessingShape" mc:Ignorable="w14 w15 w16se w16cid w16 w16cex w16sdtdh w16sdtfl w16du wp14">
+<w:numbering xmlns:wpc="http://schemas.microsoft.com/office/word/2010/wordprocessingCanvas" xmlns:cx="http://schemas.microsoft.com/office/drawing/2014/chartex" xmlns:cx1="http://schemas.microsoft.com/office/drawing/2015/9/8/chartex" xmlns:cx2="http://schemas.microsoft.com/office/drawing/2015/10/21/chartex" xmlns:cx3="http://schemas.microsoft.com/office/drawing/2016/5/9/chartex" xmlns:cx4="http://schemas.microsoft.com/office/drawing/2016/5/10/chartex" xmlns:cx5="http://schemas.microsoft.com/office/drawing/2016/5/11/chartex" xmlns:cx6="http://schemas.microsoft.com/office/drawing/2016/5/12/chartex" xmlns:cx7="http://schemas.microsoft.com/office/drawing/2016/5/13/chartex" xmlns:cx8="http://schemas.microsoft.com/office/drawing/2016/5/14/chartex" xmlns:mc="http://schemas.openxmlformats.org/markup-compatibility/2006" xmlns:aink="http://schemas.microsoft.com/office/drawing/2016/ink" xmlns:am3d="http://schemas.microsoft.com/office/drawing/2017/model3d" xmlns:o="urn:schemas-microsoft-com:office:office" xmlns:oel="http://schemas.microsoft.com/office/2019/extlst" xmlns:r="http://schemas.openxmlformats.org/officeDocument/2006/relationships" xmlns:m="http://schemas.openxmlformats.org/officeDocument/2006/math" xmlns:v="urn:schemas-microsoft-com:vml" xmlns:wp14="http://schemas.microsoft.com/office/word/2010/wordprocessingDrawing" xmlns:wp="http://schemas.openxmlformats.org/drawingml/2006/wordprocessingDrawing" xmlns:w10="urn:schemas-microsoft-com:office:word" xmlns:w="http://schemas.openxmlformats.org/wordprocessingml/2006/main" xmlns:w14="http://schemas.microsoft.com/office/word/2010/wordml" xmlns:w15="http://schemas.microsoft.com/office/word/2012/wordml" xmlns:w16cei="http://schemas.microsoft.com/office/word/2026/wordml/cei" xmlns:w16cex="http://schemas.microsoft.com/office/word/2018/wordml/cex" xmlns:w16cid="http://schemas.microsoft.com/office/word/2016/wordml/cid" xmlns:w16="http://schemas.microsoft.com/office/word/2018/wordml" xmlns:w16du="http://schemas.microsoft.com/office/word/2023/wordml/word16du" xmlns:w16sdtdh="http://schemas.microsoft.com/office/word/2020/wordml/sdtdatahash" xmlns:w16sdtfl="http://schemas.microsoft.com/office/word/2024/wordml/sdtformatlock" xmlns:w16se="http://schemas.microsoft.com/office/word/2015/wordml/symex" xmlns:wpg="http://schemas.microsoft.com/office/word/2010/wordprocessingGroup" xmlns:wpi="http://schemas.microsoft.com/office/word/2010/wordprocessingInk" xmlns:wne="http://schemas.microsoft.com/office/word/2006/wordml" xmlns:wps="http://schemas.microsoft.com/office/word/2010/wordprocessingShape" mc:Ignorable="w14 w15 w16se w16cid w16 w16cex w16sdtdh w16sdtfl w16du wp14">
   <w:abstractNum w:abstractNumId="0" w15:restartNumberingAfterBreak="0">
+    <w:nsid w:val="03BE3737"/>
+    <w:multiLevelType w:val="hybridMultilevel"/>
+    <w:tmpl w:val="34724AA2"/>
+    <w:lvl w:ilvl="0" w:tplc="0409000F">
+      <w:start w:val="1"/>
+      <w:numFmt w:val="decimal"/>
+      <w:lvlText w:val="%1."/>
+      <w:lvlJc w:val="left"/>
+      <w:pPr>
+        <w:ind w:left="440" w:hanging="440"/>
+      </w:pPr>
+    </w:lvl>
+    <w:lvl w:ilvl="1" w:tplc="04090019" w:tentative="1">
+      <w:start w:val="1"/>
+      <w:numFmt w:val="lowerLetter"/>
+      <w:lvlText w:val="%2)"/>
+      <w:lvlJc w:val="left"/>
+      <w:pPr>
+        <w:ind w:left="880" w:hanging="440"/>
+      </w:pPr>
+    </w:lvl>
+    <w:lvl w:ilvl="2" w:tplc="0409001B" w:tentative="1">
+      <w:start w:val="1"/>
+      <w:numFmt w:val="lowerRoman"/>
+      <w:lvlText w:val="%3."/>
+      <w:lvlJc w:val="right"/>
+      <w:pPr>
+        <w:ind w:left="1320" w:hanging="440"/>
+      </w:pPr>
+    </w:lvl>
+    <w:lvl w:ilvl="3" w:tplc="0409000F" w:tentative="1">
+      <w:start w:val="1"/>
+      <w:numFmt w:val="decimal"/>
+      <w:lvlText w:val="%4."/>
+      <w:lvlJc w:val="left"/>
+      <w:pPr>
+        <w:ind w:left="1760" w:hanging="440"/>
+      </w:pPr>
+    </w:lvl>
+    <w:lvl w:ilvl="4" w:tplc="04090019" w:tentative="1">
+      <w:start w:val="1"/>
+      <w:numFmt w:val="lowerLetter"/>
+      <w:lvlText w:val="%5)"/>
+      <w:lvlJc w:val="left"/>
+      <w:pPr>
+        <w:ind w:left="2200" w:hanging="440"/>
+      </w:pPr>
+    </w:lvl>
+    <w:lvl w:ilvl="5" w:tplc="0409001B" w:tentative="1">
+      <w:start w:val="1"/>
+      <w:numFmt w:val="lowerRoman"/>
+      <w:lvlText w:val="%6."/>
+      <w:lvlJc w:val="right"/>
+      <w:pPr>
+        <w:ind w:left="2640" w:hanging="440"/>
+      </w:pPr>
+    </w:lvl>
+    <w:lvl w:ilvl="6" w:tplc="0409000F" w:tentative="1">
+      <w:start w:val="1"/>
+      <w:numFmt w:val="decimal"/>
+      <w:lvlText w:val="%7."/>
+      <w:lvlJc w:val="left"/>
+      <w:pPr>
+        <w:ind w:left="3080" w:hanging="440"/>
+      </w:pPr>
+    </w:lvl>
+    <w:lvl w:ilvl="7" w:tplc="04090019" w:tentative="1">
+      <w:start w:val="1"/>
+      <w:numFmt w:val="lowerLetter"/>
+      <w:lvlText w:val="%8)"/>
+      <w:lvlJc w:val="left"/>
+      <w:pPr>
+        <w:ind w:left="3520" w:hanging="440"/>
+      </w:pPr>
+    </w:lvl>
+    <w:lvl w:ilvl="8" w:tplc="0409001B" w:tentative="1">
+      <w:start w:val="1"/>
+      <w:numFmt w:val="lowerRoman"/>
+      <w:lvlText w:val="%9."/>
+      <w:lvlJc w:val="right"/>
+      <w:pPr>
+        <w:ind w:left="3960" w:hanging="440"/>
+      </w:pPr>
+    </w:lvl>
+  </w:abstractNum>
+  <w:abstractNum w:abstractNumId="1" w15:restartNumberingAfterBreak="0">
     <w:nsid w:val="07021977"/>
     <w:multiLevelType w:val="hybridMultilevel"/>
     <w:tmpl w:val="F314CD12"/>
@@ -249,6 +331,9 @@
     </w:lvl>
   </w:abstractNum>
   <w:num w:numId="1" w16cid:durableId="1863088813">
+    <w:abstractNumId w:val="1"/>
+  </w:num>
+  <w:num w:numId="2" w16cid:durableId="486089636">
     <w:abstractNumId w:val="0"/>
   </w:num>
 </w:numbering>
@@ -649,8 +734,10 @@
   <w:style w:type="paragraph" w:default="1" w:styleId="a">
     <w:name w:val="Normal"/>
     <w:qFormat/>
+    <w:rsid w:val="00CE121B"/>
     <w:pPr>
       <w:widowControl w:val="0"/>
+      <w:spacing w:line="360" w:lineRule="auto"/>
       <w:jc w:val="both"/>
     </w:pPr>
   </w:style>

--- a/需求分析.docx
+++ b/需求分析.docx
@@ -6,7 +6,6 @@
       <w:pPr>
         <w:jc w:val="center"/>
         <w:rPr>
-          <w:rFonts w:hint="eastAsia"/>
           <w:b/>
           <w:bCs/>
           <w:sz w:val="30"/>
@@ -21,126 +20,2895 @@
           <w:sz w:val="30"/>
           <w:szCs w:val="30"/>
         </w:rPr>
-        <w:t>需求分析</w:t>
+        <w:t>所有人员积分面板</w:t>
       </w:r>
     </w:p>
     <w:p>
       <w:pPr>
-        <w:pStyle w:val="a9"/>
-        <w:numPr>
-          <w:ilvl w:val="0"/>
-          <w:numId w:val="2"/>
-        </w:numPr>
-        <w:rPr>
-          <w:rFonts w:hint="eastAsia"/>
-          <w:szCs w:val="21"/>
-        </w:rPr>
-      </w:pPr>
-      <w:r>
-        <w:rPr>
-          <w:rFonts w:hint="eastAsia"/>
-          <w:szCs w:val="21"/>
-        </w:rPr>
-        <w:t>系统管理员可以添加人员信息，添加机型、工作类型和具体的项目工作内容（项目包</w:t>
-      </w:r>
-      <w:r>
-        <w:rPr>
-          <w:szCs w:val="21"/>
-        </w:rPr>
-        <w:t>）</w:t>
-      </w:r>
-      <w:r>
-        <w:rPr>
-          <w:rFonts w:hint="eastAsia"/>
-          <w:szCs w:val="21"/>
-        </w:rPr>
-        <w:t>，并且可以为每一个机型分配负责人，为项目包分配具体的执行员工。</w:t>
+        <w:pStyle w:val="af"/>
+        <w:keepNext/>
+        <w:jc w:val="center"/>
+      </w:pPr>
+      <w:r>
+        <w:rPr>
+          <w:rFonts w:hint="eastAsia"/>
+        </w:rPr>
+        <w:t>表格</w:t>
+      </w:r>
+      <w:r>
+        <w:rPr>
+          <w:rFonts w:hint="eastAsia"/>
+        </w:rPr>
+        <w:t xml:space="preserve"> </w:t>
+      </w:r>
+      <w:r>
+        <w:rPr>
+          <w:rFonts w:hint="eastAsia"/>
+        </w:rPr>
+        <w:fldChar w:fldCharType="begin"/>
+      </w:r>
+      <w:r>
+        <w:rPr>
+          <w:rFonts w:hint="eastAsia"/>
+        </w:rPr>
+        <w:instrText xml:space="preserve"> SEQ </w:instrText>
+      </w:r>
+      <w:r>
+        <w:rPr>
+          <w:rFonts w:hint="eastAsia"/>
+        </w:rPr>
+        <w:instrText>表格</w:instrText>
+      </w:r>
+      <w:r>
+        <w:rPr>
+          <w:rFonts w:hint="eastAsia"/>
+        </w:rPr>
+        <w:instrText xml:space="preserve"> \* ARABIC </w:instrText>
+      </w:r>
+      <w:r>
+        <w:rPr>
+          <w:rFonts w:hint="eastAsia"/>
+        </w:rPr>
+        <w:fldChar w:fldCharType="separate"/>
+      </w:r>
+      <w:r>
+        <w:rPr>
+          <w:rFonts w:hint="eastAsia"/>
+          <w:noProof/>
+        </w:rPr>
+        <w:t>1</w:t>
+      </w:r>
+      <w:r>
+        <w:rPr>
+          <w:rFonts w:hint="eastAsia"/>
+        </w:rPr>
+        <w:fldChar w:fldCharType="end"/>
+      </w:r>
+      <w:r>
+        <w:rPr>
+          <w:rFonts w:hint="eastAsia"/>
+        </w:rPr>
+        <w:t xml:space="preserve"> </w:t>
+      </w:r>
+      <w:r>
+        <w:rPr>
+          <w:rFonts w:hint="eastAsia"/>
+        </w:rPr>
+        <w:t>月度表</w:t>
+      </w:r>
+    </w:p>
+    <w:tbl>
+      <w:tblPr>
+        <w:tblStyle w:val="ae"/>
+        <w:tblW w:w="0" w:type="auto"/>
+        <w:jc w:val="center"/>
+        <w:tblLook w:val="04A0" w:firstRow="1" w:lastRow="0" w:firstColumn="1" w:lastColumn="0" w:noHBand="0" w:noVBand="1"/>
+      </w:tblPr>
+      <w:tblGrid>
+        <w:gridCol w:w="495"/>
+        <w:gridCol w:w="1050"/>
+        <w:gridCol w:w="1187"/>
+        <w:gridCol w:w="1232"/>
+        <w:gridCol w:w="472"/>
+        <w:gridCol w:w="473"/>
+        <w:gridCol w:w="474"/>
+        <w:gridCol w:w="474"/>
+        <w:gridCol w:w="474"/>
+        <w:gridCol w:w="474"/>
+        <w:gridCol w:w="497"/>
+        <w:gridCol w:w="497"/>
+        <w:gridCol w:w="497"/>
+      </w:tblGrid>
+      <w:tr>
+        <w:trPr>
+          <w:jc w:val="center"/>
+        </w:trPr>
+        <w:tc>
+          <w:tcPr>
+            <w:tcW w:w="495" w:type="dxa"/>
+          </w:tcPr>
+          <w:p>
+            <w:pPr>
+              <w:rPr>
+                <w:rFonts w:hint="eastAsia"/>
+                <w:sz w:val="15"/>
+                <w:szCs w:val="15"/>
+              </w:rPr>
+            </w:pPr>
+          </w:p>
+        </w:tc>
+        <w:tc>
+          <w:tcPr>
+            <w:tcW w:w="3469" w:type="dxa"/>
+            <w:gridSpan w:val="3"/>
+          </w:tcPr>
+          <w:p>
+            <w:pPr>
+              <w:rPr>
+                <w:rFonts w:hint="eastAsia"/>
+                <w:sz w:val="15"/>
+                <w:szCs w:val="15"/>
+              </w:rPr>
+            </w:pPr>
+            <w:r>
+              <w:rPr>
+                <w:rFonts w:hint="eastAsia"/>
+                <w:sz w:val="15"/>
+                <w:szCs w:val="15"/>
+              </w:rPr>
+              <w:t>工作项</w:t>
+            </w:r>
+          </w:p>
+        </w:tc>
+        <w:tc>
+          <w:tcPr>
+            <w:tcW w:w="1419" w:type="dxa"/>
+            <w:gridSpan w:val="3"/>
+          </w:tcPr>
+          <w:p>
+            <w:pPr>
+              <w:rPr>
+                <w:rFonts w:hint="eastAsia"/>
+                <w:sz w:val="15"/>
+                <w:szCs w:val="15"/>
+              </w:rPr>
+            </w:pPr>
+            <w:r>
+              <w:rPr>
+                <w:rFonts w:hint="eastAsia"/>
+                <w:sz w:val="15"/>
+                <w:szCs w:val="15"/>
+              </w:rPr>
+              <w:t>技术提升</w:t>
+            </w:r>
+          </w:p>
+        </w:tc>
+        <w:tc>
+          <w:tcPr>
+            <w:tcW w:w="1422" w:type="dxa"/>
+            <w:gridSpan w:val="3"/>
+          </w:tcPr>
+          <w:p>
+            <w:pPr>
+              <w:rPr>
+                <w:rFonts w:hint="eastAsia"/>
+                <w:sz w:val="15"/>
+                <w:szCs w:val="15"/>
+              </w:rPr>
+            </w:pPr>
+            <w:r>
+              <w:rPr>
+                <w:rFonts w:hint="eastAsia"/>
+                <w:sz w:val="15"/>
+                <w:szCs w:val="15"/>
+              </w:rPr>
+              <w:t>日常管理</w:t>
+            </w:r>
+          </w:p>
+        </w:tc>
+        <w:tc>
+          <w:tcPr>
+            <w:tcW w:w="497" w:type="dxa"/>
+            <w:vMerge w:val="restart"/>
+          </w:tcPr>
+          <w:p>
+            <w:pPr>
+              <w:spacing w:line="240" w:lineRule="auto"/>
+              <w:rPr>
+                <w:rFonts w:hint="eastAsia"/>
+                <w:sz w:val="15"/>
+                <w:szCs w:val="15"/>
+              </w:rPr>
+            </w:pPr>
+            <w:r>
+              <w:rPr>
+                <w:rFonts w:hint="eastAsia"/>
+                <w:sz w:val="15"/>
+                <w:szCs w:val="15"/>
+              </w:rPr>
+              <w:t>技术成长分</w:t>
+            </w:r>
+          </w:p>
+        </w:tc>
+        <w:tc>
+          <w:tcPr>
+            <w:tcW w:w="497" w:type="dxa"/>
+            <w:vMerge w:val="restart"/>
+          </w:tcPr>
+          <w:p>
+            <w:pPr>
+              <w:spacing w:line="240" w:lineRule="auto"/>
+              <w:rPr>
+                <w:rFonts w:hint="eastAsia"/>
+                <w:sz w:val="15"/>
+                <w:szCs w:val="15"/>
+              </w:rPr>
+            </w:pPr>
+            <w:r>
+              <w:rPr>
+                <w:rFonts w:hint="eastAsia"/>
+                <w:sz w:val="15"/>
+                <w:szCs w:val="15"/>
+              </w:rPr>
+              <w:t>计算总分</w:t>
+            </w:r>
+          </w:p>
+        </w:tc>
+        <w:tc>
+          <w:tcPr>
+            <w:tcW w:w="497" w:type="dxa"/>
+            <w:vMerge w:val="restart"/>
+          </w:tcPr>
+          <w:p>
+            <w:pPr>
+              <w:spacing w:line="240" w:lineRule="auto"/>
+              <w:rPr>
+                <w:rFonts w:hint="eastAsia"/>
+                <w:sz w:val="15"/>
+                <w:szCs w:val="15"/>
+              </w:rPr>
+            </w:pPr>
+            <w:r>
+              <w:rPr>
+                <w:rFonts w:hint="eastAsia"/>
+                <w:sz w:val="15"/>
+                <w:szCs w:val="15"/>
+              </w:rPr>
+              <w:t>折算总分</w:t>
+            </w:r>
+          </w:p>
+        </w:tc>
+      </w:tr>
+      <w:tr>
+        <w:trPr>
+          <w:jc w:val="center"/>
+        </w:trPr>
+        <w:tc>
+          <w:tcPr>
+            <w:tcW w:w="495" w:type="dxa"/>
+          </w:tcPr>
+          <w:p>
+            <w:pPr>
+              <w:rPr>
+                <w:rFonts w:hint="eastAsia"/>
+                <w:sz w:val="15"/>
+                <w:szCs w:val="15"/>
+              </w:rPr>
+            </w:pPr>
+          </w:p>
+        </w:tc>
+        <w:tc>
+          <w:tcPr>
+            <w:tcW w:w="1050" w:type="dxa"/>
+          </w:tcPr>
+          <w:p>
+            <w:pPr>
+              <w:rPr>
+                <w:rFonts w:hint="eastAsia"/>
+                <w:sz w:val="15"/>
+                <w:szCs w:val="15"/>
+              </w:rPr>
+            </w:pPr>
+            <w:r>
+              <w:rPr>
+                <w:rFonts w:hint="eastAsia"/>
+                <w:sz w:val="15"/>
+                <w:szCs w:val="15"/>
+              </w:rPr>
+              <w:t>Month_score</w:t>
+            </w:r>
+          </w:p>
+        </w:tc>
+        <w:tc>
+          <w:tcPr>
+            <w:tcW w:w="1187" w:type="dxa"/>
+          </w:tcPr>
+          <w:p>
+            <w:pPr>
+              <w:rPr>
+                <w:rFonts w:hint="eastAsia"/>
+                <w:sz w:val="15"/>
+                <w:szCs w:val="15"/>
+              </w:rPr>
+            </w:pPr>
+            <w:r>
+              <w:rPr>
+                <w:rFonts w:hint="eastAsia"/>
+                <w:sz w:val="15"/>
+                <w:szCs w:val="15"/>
+              </w:rPr>
+              <w:t>Caltulate_score</w:t>
+            </w:r>
+          </w:p>
+        </w:tc>
+        <w:tc>
+          <w:tcPr>
+            <w:tcW w:w="1232" w:type="dxa"/>
+          </w:tcPr>
+          <w:p>
+            <w:pPr>
+              <w:rPr>
+                <w:rFonts w:hint="eastAsia"/>
+                <w:sz w:val="15"/>
+                <w:szCs w:val="15"/>
+              </w:rPr>
+            </w:pPr>
+            <w:r>
+              <w:rPr>
+                <w:sz w:val="15"/>
+                <w:szCs w:val="15"/>
+              </w:rPr>
+              <w:t>deducted_score</w:t>
+            </w:r>
+          </w:p>
+        </w:tc>
+        <w:tc>
+          <w:tcPr>
+            <w:tcW w:w="472" w:type="dxa"/>
+          </w:tcPr>
+          <w:p>
+            <w:pPr>
+              <w:rPr>
+                <w:rFonts w:hint="eastAsia"/>
+                <w:sz w:val="15"/>
+                <w:szCs w:val="15"/>
+              </w:rPr>
+            </w:pPr>
+            <w:r>
+              <w:rPr>
+                <w:sz w:val="15"/>
+                <w:szCs w:val="15"/>
+              </w:rPr>
+              <w:t>…</w:t>
+            </w:r>
+          </w:p>
+        </w:tc>
+        <w:tc>
+          <w:tcPr>
+            <w:tcW w:w="473" w:type="dxa"/>
+          </w:tcPr>
+          <w:p>
+            <w:pPr>
+              <w:rPr>
+                <w:rFonts w:hint="eastAsia"/>
+                <w:sz w:val="15"/>
+                <w:szCs w:val="15"/>
+              </w:rPr>
+            </w:pPr>
+            <w:r>
+              <w:rPr>
+                <w:sz w:val="15"/>
+                <w:szCs w:val="15"/>
+              </w:rPr>
+              <w:t>…</w:t>
+            </w:r>
+          </w:p>
+        </w:tc>
+        <w:tc>
+          <w:tcPr>
+            <w:tcW w:w="474" w:type="dxa"/>
+          </w:tcPr>
+          <w:p>
+            <w:pPr>
+              <w:rPr>
+                <w:rFonts w:hint="eastAsia"/>
+                <w:sz w:val="15"/>
+                <w:szCs w:val="15"/>
+              </w:rPr>
+            </w:pPr>
+            <w:r>
+              <w:rPr>
+                <w:sz w:val="15"/>
+                <w:szCs w:val="15"/>
+              </w:rPr>
+              <w:t>…</w:t>
+            </w:r>
+          </w:p>
+        </w:tc>
+        <w:tc>
+          <w:tcPr>
+            <w:tcW w:w="474" w:type="dxa"/>
+          </w:tcPr>
+          <w:p>
+            <w:pPr>
+              <w:rPr>
+                <w:rFonts w:hint="eastAsia"/>
+                <w:sz w:val="15"/>
+                <w:szCs w:val="15"/>
+              </w:rPr>
+            </w:pPr>
+            <w:r>
+              <w:rPr>
+                <w:sz w:val="15"/>
+                <w:szCs w:val="15"/>
+              </w:rPr>
+              <w:t>…</w:t>
+            </w:r>
+          </w:p>
+        </w:tc>
+        <w:tc>
+          <w:tcPr>
+            <w:tcW w:w="474" w:type="dxa"/>
+          </w:tcPr>
+          <w:p>
+            <w:pPr>
+              <w:rPr>
+                <w:rFonts w:hint="eastAsia"/>
+                <w:sz w:val="15"/>
+                <w:szCs w:val="15"/>
+              </w:rPr>
+            </w:pPr>
+            <w:r>
+              <w:rPr>
+                <w:sz w:val="15"/>
+                <w:szCs w:val="15"/>
+              </w:rPr>
+              <w:t>…</w:t>
+            </w:r>
+          </w:p>
+        </w:tc>
+        <w:tc>
+          <w:tcPr>
+            <w:tcW w:w="474" w:type="dxa"/>
+          </w:tcPr>
+          <w:p>
+            <w:pPr>
+              <w:rPr>
+                <w:rFonts w:hint="eastAsia"/>
+                <w:sz w:val="15"/>
+                <w:szCs w:val="15"/>
+              </w:rPr>
+            </w:pPr>
+            <w:r>
+              <w:rPr>
+                <w:sz w:val="15"/>
+                <w:szCs w:val="15"/>
+              </w:rPr>
+              <w:t>…</w:t>
+            </w:r>
+          </w:p>
+        </w:tc>
+        <w:tc>
+          <w:tcPr>
+            <w:tcW w:w="497" w:type="dxa"/>
+            <w:vMerge/>
+          </w:tcPr>
+          <w:p>
+            <w:pPr>
+              <w:rPr>
+                <w:rFonts w:hint="eastAsia"/>
+                <w:sz w:val="15"/>
+                <w:szCs w:val="15"/>
+              </w:rPr>
+            </w:pPr>
+          </w:p>
+        </w:tc>
+        <w:tc>
+          <w:tcPr>
+            <w:tcW w:w="497" w:type="dxa"/>
+            <w:vMerge/>
+          </w:tcPr>
+          <w:p>
+            <w:pPr>
+              <w:rPr>
+                <w:rFonts w:hint="eastAsia"/>
+                <w:sz w:val="15"/>
+                <w:szCs w:val="15"/>
+              </w:rPr>
+            </w:pPr>
+          </w:p>
+        </w:tc>
+        <w:tc>
+          <w:tcPr>
+            <w:tcW w:w="497" w:type="dxa"/>
+            <w:vMerge/>
+          </w:tcPr>
+          <w:p>
+            <w:pPr>
+              <w:rPr>
+                <w:rFonts w:hint="eastAsia"/>
+                <w:sz w:val="15"/>
+                <w:szCs w:val="15"/>
+              </w:rPr>
+            </w:pPr>
+          </w:p>
+        </w:tc>
+      </w:tr>
+      <w:tr>
+        <w:trPr>
+          <w:jc w:val="center"/>
+        </w:trPr>
+        <w:tc>
+          <w:tcPr>
+            <w:tcW w:w="495" w:type="dxa"/>
+          </w:tcPr>
+          <w:p>
+            <w:pPr>
+              <w:rPr>
+                <w:rFonts w:hint="eastAsia"/>
+                <w:sz w:val="15"/>
+                <w:szCs w:val="15"/>
+              </w:rPr>
+            </w:pPr>
+            <w:r>
+              <w:rPr>
+                <w:rFonts w:hint="eastAsia"/>
+                <w:sz w:val="15"/>
+                <w:szCs w:val="15"/>
+              </w:rPr>
+              <w:t>人员</w:t>
+            </w:r>
+            <w:r>
+              <w:rPr>
+                <w:rFonts w:hint="eastAsia"/>
+                <w:sz w:val="15"/>
+                <w:szCs w:val="15"/>
+              </w:rPr>
+              <w:t>1</w:t>
+            </w:r>
+          </w:p>
+        </w:tc>
+        <w:tc>
+          <w:tcPr>
+            <w:tcW w:w="1050" w:type="dxa"/>
+          </w:tcPr>
+          <w:p>
+            <w:pPr>
+              <w:rPr>
+                <w:rFonts w:hint="eastAsia"/>
+                <w:sz w:val="15"/>
+                <w:szCs w:val="15"/>
+              </w:rPr>
+            </w:pPr>
+          </w:p>
+        </w:tc>
+        <w:tc>
+          <w:tcPr>
+            <w:tcW w:w="1187" w:type="dxa"/>
+          </w:tcPr>
+          <w:p>
+            <w:pPr>
+              <w:rPr>
+                <w:rFonts w:hint="eastAsia"/>
+                <w:sz w:val="15"/>
+                <w:szCs w:val="15"/>
+              </w:rPr>
+            </w:pPr>
+          </w:p>
+        </w:tc>
+        <w:tc>
+          <w:tcPr>
+            <w:tcW w:w="1232" w:type="dxa"/>
+          </w:tcPr>
+          <w:p>
+            <w:pPr>
+              <w:rPr>
+                <w:rFonts w:hint="eastAsia"/>
+                <w:sz w:val="15"/>
+                <w:szCs w:val="15"/>
+              </w:rPr>
+            </w:pPr>
+          </w:p>
+        </w:tc>
+        <w:tc>
+          <w:tcPr>
+            <w:tcW w:w="472" w:type="dxa"/>
+          </w:tcPr>
+          <w:p>
+            <w:pPr>
+              <w:rPr>
+                <w:rFonts w:hint="eastAsia"/>
+                <w:sz w:val="15"/>
+                <w:szCs w:val="15"/>
+              </w:rPr>
+            </w:pPr>
+          </w:p>
+        </w:tc>
+        <w:tc>
+          <w:tcPr>
+            <w:tcW w:w="473" w:type="dxa"/>
+          </w:tcPr>
+          <w:p>
+            <w:pPr>
+              <w:rPr>
+                <w:rFonts w:hint="eastAsia"/>
+                <w:sz w:val="15"/>
+                <w:szCs w:val="15"/>
+              </w:rPr>
+            </w:pPr>
+          </w:p>
+        </w:tc>
+        <w:tc>
+          <w:tcPr>
+            <w:tcW w:w="474" w:type="dxa"/>
+          </w:tcPr>
+          <w:p>
+            <w:pPr>
+              <w:rPr>
+                <w:rFonts w:hint="eastAsia"/>
+                <w:sz w:val="15"/>
+                <w:szCs w:val="15"/>
+              </w:rPr>
+            </w:pPr>
+          </w:p>
+        </w:tc>
+        <w:tc>
+          <w:tcPr>
+            <w:tcW w:w="474" w:type="dxa"/>
+          </w:tcPr>
+          <w:p>
+            <w:pPr>
+              <w:rPr>
+                <w:rFonts w:hint="eastAsia"/>
+                <w:sz w:val="15"/>
+                <w:szCs w:val="15"/>
+              </w:rPr>
+            </w:pPr>
+          </w:p>
+        </w:tc>
+        <w:tc>
+          <w:tcPr>
+            <w:tcW w:w="474" w:type="dxa"/>
+          </w:tcPr>
+          <w:p>
+            <w:pPr>
+              <w:rPr>
+                <w:rFonts w:hint="eastAsia"/>
+                <w:sz w:val="15"/>
+                <w:szCs w:val="15"/>
+              </w:rPr>
+            </w:pPr>
+          </w:p>
+        </w:tc>
+        <w:tc>
+          <w:tcPr>
+            <w:tcW w:w="474" w:type="dxa"/>
+          </w:tcPr>
+          <w:p>
+            <w:pPr>
+              <w:rPr>
+                <w:rFonts w:hint="eastAsia"/>
+                <w:sz w:val="15"/>
+                <w:szCs w:val="15"/>
+              </w:rPr>
+            </w:pPr>
+          </w:p>
+        </w:tc>
+        <w:tc>
+          <w:tcPr>
+            <w:tcW w:w="497" w:type="dxa"/>
+          </w:tcPr>
+          <w:p>
+            <w:pPr>
+              <w:rPr>
+                <w:rFonts w:hint="eastAsia"/>
+                <w:sz w:val="15"/>
+                <w:szCs w:val="15"/>
+              </w:rPr>
+            </w:pPr>
+          </w:p>
+        </w:tc>
+        <w:tc>
+          <w:tcPr>
+            <w:tcW w:w="497" w:type="dxa"/>
+          </w:tcPr>
+          <w:p>
+            <w:pPr>
+              <w:rPr>
+                <w:rFonts w:hint="eastAsia"/>
+                <w:sz w:val="15"/>
+                <w:szCs w:val="15"/>
+              </w:rPr>
+            </w:pPr>
+          </w:p>
+        </w:tc>
+        <w:tc>
+          <w:tcPr>
+            <w:tcW w:w="497" w:type="dxa"/>
+          </w:tcPr>
+          <w:p>
+            <w:pPr>
+              <w:rPr>
+                <w:rFonts w:hint="eastAsia"/>
+                <w:sz w:val="15"/>
+                <w:szCs w:val="15"/>
+              </w:rPr>
+            </w:pPr>
+          </w:p>
+        </w:tc>
+      </w:tr>
+      <w:tr>
+        <w:trPr>
+          <w:jc w:val="center"/>
+        </w:trPr>
+        <w:tc>
+          <w:tcPr>
+            <w:tcW w:w="495" w:type="dxa"/>
+          </w:tcPr>
+          <w:p>
+            <w:pPr>
+              <w:rPr>
+                <w:rFonts w:hint="eastAsia"/>
+                <w:sz w:val="15"/>
+                <w:szCs w:val="15"/>
+              </w:rPr>
+            </w:pPr>
+            <w:r>
+              <w:rPr>
+                <w:rFonts w:hint="eastAsia"/>
+                <w:sz w:val="15"/>
+                <w:szCs w:val="15"/>
+              </w:rPr>
+              <w:t>人员</w:t>
+            </w:r>
+            <w:r>
+              <w:rPr>
+                <w:rFonts w:hint="eastAsia"/>
+                <w:sz w:val="15"/>
+                <w:szCs w:val="15"/>
+              </w:rPr>
+              <w:t>2</w:t>
+            </w:r>
+          </w:p>
+        </w:tc>
+        <w:tc>
+          <w:tcPr>
+            <w:tcW w:w="1050" w:type="dxa"/>
+          </w:tcPr>
+          <w:p>
+            <w:pPr>
+              <w:rPr>
+                <w:rFonts w:hint="eastAsia"/>
+                <w:sz w:val="15"/>
+                <w:szCs w:val="15"/>
+              </w:rPr>
+            </w:pPr>
+          </w:p>
+        </w:tc>
+        <w:tc>
+          <w:tcPr>
+            <w:tcW w:w="1187" w:type="dxa"/>
+          </w:tcPr>
+          <w:p>
+            <w:pPr>
+              <w:rPr>
+                <w:rFonts w:hint="eastAsia"/>
+                <w:sz w:val="15"/>
+                <w:szCs w:val="15"/>
+              </w:rPr>
+            </w:pPr>
+          </w:p>
+        </w:tc>
+        <w:tc>
+          <w:tcPr>
+            <w:tcW w:w="1232" w:type="dxa"/>
+          </w:tcPr>
+          <w:p>
+            <w:pPr>
+              <w:rPr>
+                <w:rFonts w:hint="eastAsia"/>
+                <w:sz w:val="15"/>
+                <w:szCs w:val="15"/>
+              </w:rPr>
+            </w:pPr>
+          </w:p>
+        </w:tc>
+        <w:tc>
+          <w:tcPr>
+            <w:tcW w:w="472" w:type="dxa"/>
+          </w:tcPr>
+          <w:p>
+            <w:pPr>
+              <w:rPr>
+                <w:rFonts w:hint="eastAsia"/>
+                <w:sz w:val="15"/>
+                <w:szCs w:val="15"/>
+              </w:rPr>
+            </w:pPr>
+          </w:p>
+        </w:tc>
+        <w:tc>
+          <w:tcPr>
+            <w:tcW w:w="473" w:type="dxa"/>
+          </w:tcPr>
+          <w:p>
+            <w:pPr>
+              <w:rPr>
+                <w:rFonts w:hint="eastAsia"/>
+                <w:sz w:val="15"/>
+                <w:szCs w:val="15"/>
+              </w:rPr>
+            </w:pPr>
+          </w:p>
+        </w:tc>
+        <w:tc>
+          <w:tcPr>
+            <w:tcW w:w="474" w:type="dxa"/>
+          </w:tcPr>
+          <w:p>
+            <w:pPr>
+              <w:rPr>
+                <w:rFonts w:hint="eastAsia"/>
+                <w:sz w:val="15"/>
+                <w:szCs w:val="15"/>
+              </w:rPr>
+            </w:pPr>
+          </w:p>
+        </w:tc>
+        <w:tc>
+          <w:tcPr>
+            <w:tcW w:w="474" w:type="dxa"/>
+          </w:tcPr>
+          <w:p>
+            <w:pPr>
+              <w:rPr>
+                <w:rFonts w:hint="eastAsia"/>
+                <w:sz w:val="15"/>
+                <w:szCs w:val="15"/>
+              </w:rPr>
+            </w:pPr>
+          </w:p>
+        </w:tc>
+        <w:tc>
+          <w:tcPr>
+            <w:tcW w:w="474" w:type="dxa"/>
+          </w:tcPr>
+          <w:p>
+            <w:pPr>
+              <w:rPr>
+                <w:rFonts w:hint="eastAsia"/>
+                <w:sz w:val="15"/>
+                <w:szCs w:val="15"/>
+              </w:rPr>
+            </w:pPr>
+          </w:p>
+        </w:tc>
+        <w:tc>
+          <w:tcPr>
+            <w:tcW w:w="474" w:type="dxa"/>
+          </w:tcPr>
+          <w:p>
+            <w:pPr>
+              <w:rPr>
+                <w:rFonts w:hint="eastAsia"/>
+                <w:sz w:val="15"/>
+                <w:szCs w:val="15"/>
+              </w:rPr>
+            </w:pPr>
+          </w:p>
+        </w:tc>
+        <w:tc>
+          <w:tcPr>
+            <w:tcW w:w="497" w:type="dxa"/>
+          </w:tcPr>
+          <w:p>
+            <w:pPr>
+              <w:rPr>
+                <w:rFonts w:hint="eastAsia"/>
+                <w:sz w:val="15"/>
+                <w:szCs w:val="15"/>
+              </w:rPr>
+            </w:pPr>
+          </w:p>
+        </w:tc>
+        <w:tc>
+          <w:tcPr>
+            <w:tcW w:w="497" w:type="dxa"/>
+          </w:tcPr>
+          <w:p>
+            <w:pPr>
+              <w:rPr>
+                <w:rFonts w:hint="eastAsia"/>
+                <w:sz w:val="15"/>
+                <w:szCs w:val="15"/>
+              </w:rPr>
+            </w:pPr>
+          </w:p>
+        </w:tc>
+        <w:tc>
+          <w:tcPr>
+            <w:tcW w:w="497" w:type="dxa"/>
+          </w:tcPr>
+          <w:p>
+            <w:pPr>
+              <w:rPr>
+                <w:rFonts w:hint="eastAsia"/>
+                <w:sz w:val="15"/>
+                <w:szCs w:val="15"/>
+              </w:rPr>
+            </w:pPr>
+          </w:p>
+        </w:tc>
+      </w:tr>
+      <w:tr>
+        <w:trPr>
+          <w:jc w:val="center"/>
+        </w:trPr>
+        <w:tc>
+          <w:tcPr>
+            <w:tcW w:w="495" w:type="dxa"/>
+          </w:tcPr>
+          <w:p>
+            <w:pPr>
+              <w:rPr>
+                <w:rFonts w:hint="eastAsia"/>
+                <w:sz w:val="15"/>
+                <w:szCs w:val="15"/>
+              </w:rPr>
+            </w:pPr>
+            <w:r>
+              <w:rPr>
+                <w:rFonts w:hint="eastAsia"/>
+                <w:sz w:val="15"/>
+                <w:szCs w:val="15"/>
+              </w:rPr>
+              <w:t>人员</w:t>
+            </w:r>
+            <w:r>
+              <w:rPr>
+                <w:rFonts w:hint="eastAsia"/>
+                <w:sz w:val="15"/>
+                <w:szCs w:val="15"/>
+              </w:rPr>
+              <w:t>3</w:t>
+            </w:r>
+          </w:p>
+        </w:tc>
+        <w:tc>
+          <w:tcPr>
+            <w:tcW w:w="1050" w:type="dxa"/>
+          </w:tcPr>
+          <w:p>
+            <w:pPr>
+              <w:rPr>
+                <w:rFonts w:hint="eastAsia"/>
+                <w:sz w:val="15"/>
+                <w:szCs w:val="15"/>
+              </w:rPr>
+            </w:pPr>
+          </w:p>
+        </w:tc>
+        <w:tc>
+          <w:tcPr>
+            <w:tcW w:w="1187" w:type="dxa"/>
+          </w:tcPr>
+          <w:p>
+            <w:pPr>
+              <w:rPr>
+                <w:rFonts w:hint="eastAsia"/>
+                <w:sz w:val="15"/>
+                <w:szCs w:val="15"/>
+              </w:rPr>
+            </w:pPr>
+          </w:p>
+        </w:tc>
+        <w:tc>
+          <w:tcPr>
+            <w:tcW w:w="1232" w:type="dxa"/>
+          </w:tcPr>
+          <w:p>
+            <w:pPr>
+              <w:rPr>
+                <w:rFonts w:hint="eastAsia"/>
+                <w:sz w:val="15"/>
+                <w:szCs w:val="15"/>
+              </w:rPr>
+            </w:pPr>
+          </w:p>
+        </w:tc>
+        <w:tc>
+          <w:tcPr>
+            <w:tcW w:w="472" w:type="dxa"/>
+          </w:tcPr>
+          <w:p>
+            <w:pPr>
+              <w:rPr>
+                <w:rFonts w:hint="eastAsia"/>
+                <w:sz w:val="15"/>
+                <w:szCs w:val="15"/>
+              </w:rPr>
+            </w:pPr>
+          </w:p>
+        </w:tc>
+        <w:tc>
+          <w:tcPr>
+            <w:tcW w:w="473" w:type="dxa"/>
+          </w:tcPr>
+          <w:p>
+            <w:pPr>
+              <w:rPr>
+                <w:rFonts w:hint="eastAsia"/>
+                <w:sz w:val="15"/>
+                <w:szCs w:val="15"/>
+              </w:rPr>
+            </w:pPr>
+          </w:p>
+        </w:tc>
+        <w:tc>
+          <w:tcPr>
+            <w:tcW w:w="474" w:type="dxa"/>
+          </w:tcPr>
+          <w:p>
+            <w:pPr>
+              <w:rPr>
+                <w:rFonts w:hint="eastAsia"/>
+                <w:sz w:val="15"/>
+                <w:szCs w:val="15"/>
+              </w:rPr>
+            </w:pPr>
+          </w:p>
+        </w:tc>
+        <w:tc>
+          <w:tcPr>
+            <w:tcW w:w="474" w:type="dxa"/>
+          </w:tcPr>
+          <w:p>
+            <w:pPr>
+              <w:rPr>
+                <w:rFonts w:hint="eastAsia"/>
+                <w:sz w:val="15"/>
+                <w:szCs w:val="15"/>
+              </w:rPr>
+            </w:pPr>
+          </w:p>
+        </w:tc>
+        <w:tc>
+          <w:tcPr>
+            <w:tcW w:w="474" w:type="dxa"/>
+          </w:tcPr>
+          <w:p>
+            <w:pPr>
+              <w:rPr>
+                <w:rFonts w:hint="eastAsia"/>
+                <w:sz w:val="15"/>
+                <w:szCs w:val="15"/>
+              </w:rPr>
+            </w:pPr>
+          </w:p>
+        </w:tc>
+        <w:tc>
+          <w:tcPr>
+            <w:tcW w:w="474" w:type="dxa"/>
+          </w:tcPr>
+          <w:p>
+            <w:pPr>
+              <w:rPr>
+                <w:rFonts w:hint="eastAsia"/>
+                <w:sz w:val="15"/>
+                <w:szCs w:val="15"/>
+              </w:rPr>
+            </w:pPr>
+          </w:p>
+        </w:tc>
+        <w:tc>
+          <w:tcPr>
+            <w:tcW w:w="497" w:type="dxa"/>
+          </w:tcPr>
+          <w:p>
+            <w:pPr>
+              <w:rPr>
+                <w:rFonts w:hint="eastAsia"/>
+                <w:sz w:val="15"/>
+                <w:szCs w:val="15"/>
+              </w:rPr>
+            </w:pPr>
+          </w:p>
+        </w:tc>
+        <w:tc>
+          <w:tcPr>
+            <w:tcW w:w="497" w:type="dxa"/>
+          </w:tcPr>
+          <w:p>
+            <w:pPr>
+              <w:rPr>
+                <w:rFonts w:hint="eastAsia"/>
+                <w:sz w:val="15"/>
+                <w:szCs w:val="15"/>
+              </w:rPr>
+            </w:pPr>
+          </w:p>
+        </w:tc>
+        <w:tc>
+          <w:tcPr>
+            <w:tcW w:w="497" w:type="dxa"/>
+          </w:tcPr>
+          <w:p>
+            <w:pPr>
+              <w:rPr>
+                <w:rFonts w:hint="eastAsia"/>
+                <w:sz w:val="15"/>
+                <w:szCs w:val="15"/>
+              </w:rPr>
+            </w:pPr>
+          </w:p>
+        </w:tc>
+      </w:tr>
+      <w:tr>
+        <w:trPr>
+          <w:jc w:val="center"/>
+        </w:trPr>
+        <w:tc>
+          <w:tcPr>
+            <w:tcW w:w="495" w:type="dxa"/>
+          </w:tcPr>
+          <w:p>
+            <w:pPr>
+              <w:rPr>
+                <w:rFonts w:hint="eastAsia"/>
+                <w:sz w:val="15"/>
+                <w:szCs w:val="15"/>
+              </w:rPr>
+            </w:pPr>
+            <w:r>
+              <w:rPr>
+                <w:rFonts w:hint="eastAsia"/>
+                <w:sz w:val="15"/>
+                <w:szCs w:val="15"/>
+              </w:rPr>
+              <w:t>人员</w:t>
+            </w:r>
+            <w:r>
+              <w:rPr>
+                <w:rFonts w:hint="eastAsia"/>
+                <w:sz w:val="15"/>
+                <w:szCs w:val="15"/>
+              </w:rPr>
+              <w:t>4</w:t>
+            </w:r>
+          </w:p>
+        </w:tc>
+        <w:tc>
+          <w:tcPr>
+            <w:tcW w:w="1050" w:type="dxa"/>
+          </w:tcPr>
+          <w:p>
+            <w:pPr>
+              <w:rPr>
+                <w:rFonts w:hint="eastAsia"/>
+                <w:sz w:val="15"/>
+                <w:szCs w:val="15"/>
+              </w:rPr>
+            </w:pPr>
+          </w:p>
+        </w:tc>
+        <w:tc>
+          <w:tcPr>
+            <w:tcW w:w="1187" w:type="dxa"/>
+          </w:tcPr>
+          <w:p>
+            <w:pPr>
+              <w:rPr>
+                <w:rFonts w:hint="eastAsia"/>
+                <w:sz w:val="15"/>
+                <w:szCs w:val="15"/>
+              </w:rPr>
+            </w:pPr>
+          </w:p>
+        </w:tc>
+        <w:tc>
+          <w:tcPr>
+            <w:tcW w:w="1232" w:type="dxa"/>
+          </w:tcPr>
+          <w:p>
+            <w:pPr>
+              <w:rPr>
+                <w:rFonts w:hint="eastAsia"/>
+                <w:sz w:val="15"/>
+                <w:szCs w:val="15"/>
+              </w:rPr>
+            </w:pPr>
+          </w:p>
+        </w:tc>
+        <w:tc>
+          <w:tcPr>
+            <w:tcW w:w="472" w:type="dxa"/>
+          </w:tcPr>
+          <w:p>
+            <w:pPr>
+              <w:rPr>
+                <w:rFonts w:hint="eastAsia"/>
+                <w:sz w:val="15"/>
+                <w:szCs w:val="15"/>
+              </w:rPr>
+            </w:pPr>
+          </w:p>
+        </w:tc>
+        <w:tc>
+          <w:tcPr>
+            <w:tcW w:w="473" w:type="dxa"/>
+          </w:tcPr>
+          <w:p>
+            <w:pPr>
+              <w:rPr>
+                <w:rFonts w:hint="eastAsia"/>
+                <w:sz w:val="15"/>
+                <w:szCs w:val="15"/>
+              </w:rPr>
+            </w:pPr>
+          </w:p>
+        </w:tc>
+        <w:tc>
+          <w:tcPr>
+            <w:tcW w:w="474" w:type="dxa"/>
+          </w:tcPr>
+          <w:p>
+            <w:pPr>
+              <w:rPr>
+                <w:rFonts w:hint="eastAsia"/>
+                <w:sz w:val="15"/>
+                <w:szCs w:val="15"/>
+              </w:rPr>
+            </w:pPr>
+          </w:p>
+        </w:tc>
+        <w:tc>
+          <w:tcPr>
+            <w:tcW w:w="474" w:type="dxa"/>
+          </w:tcPr>
+          <w:p>
+            <w:pPr>
+              <w:rPr>
+                <w:rFonts w:hint="eastAsia"/>
+                <w:sz w:val="15"/>
+                <w:szCs w:val="15"/>
+              </w:rPr>
+            </w:pPr>
+          </w:p>
+        </w:tc>
+        <w:tc>
+          <w:tcPr>
+            <w:tcW w:w="474" w:type="dxa"/>
+          </w:tcPr>
+          <w:p>
+            <w:pPr>
+              <w:rPr>
+                <w:rFonts w:hint="eastAsia"/>
+                <w:sz w:val="15"/>
+                <w:szCs w:val="15"/>
+              </w:rPr>
+            </w:pPr>
+          </w:p>
+        </w:tc>
+        <w:tc>
+          <w:tcPr>
+            <w:tcW w:w="474" w:type="dxa"/>
+          </w:tcPr>
+          <w:p>
+            <w:pPr>
+              <w:rPr>
+                <w:rFonts w:hint="eastAsia"/>
+                <w:sz w:val="15"/>
+                <w:szCs w:val="15"/>
+              </w:rPr>
+            </w:pPr>
+          </w:p>
+        </w:tc>
+        <w:tc>
+          <w:tcPr>
+            <w:tcW w:w="497" w:type="dxa"/>
+          </w:tcPr>
+          <w:p>
+            <w:pPr>
+              <w:rPr>
+                <w:rFonts w:hint="eastAsia"/>
+                <w:sz w:val="15"/>
+                <w:szCs w:val="15"/>
+              </w:rPr>
+            </w:pPr>
+          </w:p>
+        </w:tc>
+        <w:tc>
+          <w:tcPr>
+            <w:tcW w:w="497" w:type="dxa"/>
+          </w:tcPr>
+          <w:p>
+            <w:pPr>
+              <w:rPr>
+                <w:rFonts w:hint="eastAsia"/>
+                <w:sz w:val="15"/>
+                <w:szCs w:val="15"/>
+              </w:rPr>
+            </w:pPr>
+          </w:p>
+        </w:tc>
+        <w:tc>
+          <w:tcPr>
+            <w:tcW w:w="497" w:type="dxa"/>
+          </w:tcPr>
+          <w:p>
+            <w:pPr>
+              <w:rPr>
+                <w:rFonts w:hint="eastAsia"/>
+                <w:sz w:val="15"/>
+                <w:szCs w:val="15"/>
+              </w:rPr>
+            </w:pPr>
+          </w:p>
+        </w:tc>
+      </w:tr>
+    </w:tbl>
+    <w:p>
+      <w:pPr>
+        <w:rPr>
+          <w:sz w:val="15"/>
+          <w:szCs w:val="15"/>
+        </w:rPr>
+      </w:pPr>
+      <w:r>
+        <w:rPr>
+          <w:rFonts w:hint="eastAsia"/>
+          <w:sz w:val="15"/>
+          <w:szCs w:val="15"/>
+        </w:rPr>
+        <w:t>技术成长分</w:t>
+      </w:r>
+      <w:r>
+        <w:rPr>
+          <w:rFonts w:hint="eastAsia"/>
+          <w:sz w:val="15"/>
+          <w:szCs w:val="15"/>
+        </w:rPr>
+        <w:t xml:space="preserve"> = </w:t>
+      </w:r>
+      <w:r>
+        <w:rPr>
+          <w:rFonts w:hint="eastAsia"/>
+          <w:sz w:val="15"/>
+          <w:szCs w:val="15"/>
+        </w:rPr>
+        <w:t>Caltulate_score</w:t>
+      </w:r>
+      <w:r>
+        <w:rPr>
+          <w:rFonts w:hint="eastAsia"/>
+          <w:sz w:val="15"/>
+          <w:szCs w:val="15"/>
+        </w:rPr>
+        <w:t xml:space="preserve"> - </w:t>
+      </w:r>
+      <w:r>
+        <w:rPr>
+          <w:rFonts w:hint="eastAsia"/>
+          <w:sz w:val="15"/>
+          <w:szCs w:val="15"/>
+        </w:rPr>
+        <w:t>Month_score</w:t>
+      </w:r>
+      <w:r>
+        <w:rPr>
+          <w:rFonts w:hint="eastAsia"/>
+          <w:sz w:val="15"/>
+          <w:szCs w:val="15"/>
+        </w:rPr>
+        <w:t xml:space="preserve"> + 技术提升总得分</w:t>
       </w:r>
     </w:p>
     <w:p>
       <w:pPr>
-        <w:pStyle w:val="a9"/>
-        <w:numPr>
-          <w:ilvl w:val="0"/>
-          <w:numId w:val="2"/>
-        </w:numPr>
-        <w:rPr>
-          <w:rFonts w:hint="eastAsia"/>
-          <w:szCs w:val="21"/>
-        </w:rPr>
-      </w:pPr>
-      <w:r>
-        <w:rPr>
-          <w:rFonts w:hint="eastAsia"/>
-          <w:szCs w:val="21"/>
-        </w:rPr>
-        <w:t>机型负责人负责审核员工提交的申请，检查员工的工作完成情况，</w:t>
-      </w:r>
-      <w:r>
-        <w:rPr>
-          <w:rFonts w:hint="eastAsia"/>
-          <w:szCs w:val="21"/>
-        </w:rPr>
-        <w:t>审核通过后员工系统自动加上提交的项目包的分值，审核不通过则不加分并反馈给员工不通过原因。</w:t>
+        <w:rPr>
+          <w:sz w:val="15"/>
+          <w:szCs w:val="15"/>
+        </w:rPr>
+      </w:pPr>
+      <w:r>
+        <w:rPr>
+          <w:rFonts w:hint="eastAsia"/>
+          <w:sz w:val="15"/>
+          <w:szCs w:val="15"/>
+        </w:rPr>
+        <w:t>计算总分 = 计算得分（</w:t>
+      </w:r>
+      <w:r>
+        <w:rPr>
+          <w:rFonts w:hint="eastAsia"/>
+          <w:sz w:val="15"/>
+          <w:szCs w:val="15"/>
+        </w:rPr>
+        <w:t>Caltulate_score</w:t>
+      </w:r>
+      <w:r>
+        <w:rPr>
+          <w:rFonts w:hint="eastAsia"/>
+          <w:sz w:val="15"/>
+          <w:szCs w:val="15"/>
+        </w:rPr>
+        <w:t xml:space="preserve">）+ </w:t>
+      </w:r>
+      <w:r>
+        <w:rPr>
+          <w:rFonts w:hint="eastAsia"/>
+          <w:sz w:val="15"/>
+          <w:szCs w:val="15"/>
+        </w:rPr>
+        <w:t>技术提升总得分</w:t>
+      </w:r>
+      <w:r>
+        <w:rPr>
+          <w:rFonts w:hint="eastAsia"/>
+          <w:sz w:val="15"/>
+          <w:szCs w:val="15"/>
+        </w:rPr>
+        <w:t>+ 日常管理总得分</w:t>
       </w:r>
     </w:p>
     <w:p>
       <w:pPr>
-        <w:pStyle w:val="a9"/>
-        <w:numPr>
-          <w:ilvl w:val="0"/>
-          <w:numId w:val="2"/>
-        </w:numPr>
-        <w:rPr>
-          <w:rFonts w:hint="eastAsia"/>
-          <w:szCs w:val="21"/>
-        </w:rPr>
-      </w:pPr>
-      <w:r>
-        <w:rPr>
-          <w:rFonts w:hint="eastAsia"/>
-          <w:szCs w:val="21"/>
-        </w:rPr>
-        <w:t>员工登录系统之后可以看到自己被分配的任务具体信息</w:t>
-      </w:r>
-      <w:r>
-        <w:rPr>
-          <w:rFonts w:hint="eastAsia"/>
-          <w:szCs w:val="21"/>
-        </w:rPr>
-        <w:t>（按照完成节点要求排序）</w:t>
-      </w:r>
-      <w:r>
-        <w:rPr>
-          <w:rFonts w:hint="eastAsia"/>
-          <w:szCs w:val="21"/>
-        </w:rPr>
-        <w:t>，包括工作内容、具体要求、完成节点要求、项目工作内容所属机型、和审核负责人。需要有分值看板，可以按月、按日、按季度查看，需要有每一项分值来源于完成的哪一个项目包。</w:t>
+        <w:rPr>
+          <w:sz w:val="15"/>
+          <w:szCs w:val="15"/>
+        </w:rPr>
+      </w:pPr>
+      <w:r>
+        <w:rPr>
+          <w:rFonts w:hint="eastAsia"/>
+          <w:sz w:val="15"/>
+          <w:szCs w:val="15"/>
+        </w:rPr>
+        <w:t>折算得分 = 计算总分 / 计算系数</w:t>
       </w:r>
     </w:p>
     <w:p>
       <w:pPr>
         <w:rPr>
-          <w:rFonts w:hint="eastAsia"/>
-          <w:szCs w:val="21"/>
-        </w:rPr>
-      </w:pPr>
+          <w:sz w:val="15"/>
+          <w:szCs w:val="15"/>
+        </w:rPr>
+      </w:pPr>
+      <w:r>
+        <w:rPr>
+          <w:rFonts w:hint="eastAsia"/>
+          <w:sz w:val="15"/>
+          <w:szCs w:val="15"/>
+        </w:rPr>
+        <w:t>等级：</w:t>
+      </w:r>
+      <w:r>
+        <w:rPr>
+          <w:rFonts w:hint="eastAsia"/>
+          <w:sz w:val="15"/>
+          <w:szCs w:val="15"/>
+        </w:rPr>
+        <w:t>折算得分</w:t>
+      </w:r>
+      <w:r>
+        <w:rPr>
+          <w:rFonts w:hint="eastAsia"/>
+          <w:sz w:val="15"/>
+          <w:szCs w:val="15"/>
+        </w:rPr>
+        <w:t xml:space="preserve"> &gt; 95 : S</w:t>
+      </w:r>
     </w:p>
     <w:p>
       <w:pPr>
         <w:rPr>
-          <w:rFonts w:hint="eastAsia"/>
-          <w:szCs w:val="21"/>
-        </w:rPr>
-      </w:pPr>
+          <w:sz w:val="15"/>
+          <w:szCs w:val="15"/>
+        </w:rPr>
+      </w:pPr>
+      <w:r>
+        <w:rPr>
+          <w:sz w:val="15"/>
+          <w:szCs w:val="15"/>
+        </w:rPr>
+        <w:tab/>
+      </w:r>
+      <w:r>
+        <w:rPr>
+          <w:rFonts w:hint="eastAsia"/>
+          <w:sz w:val="15"/>
+          <w:szCs w:val="15"/>
+        </w:rPr>
+        <w:t xml:space="preserve">95 &gt; </w:t>
+      </w:r>
+      <w:r>
+        <w:rPr>
+          <w:rFonts w:hint="eastAsia"/>
+          <w:sz w:val="15"/>
+          <w:szCs w:val="15"/>
+        </w:rPr>
+        <w:t>折算得分 &gt;</w:t>
+      </w:r>
+      <w:r>
+        <w:rPr>
+          <w:rFonts w:hint="eastAsia"/>
+          <w:sz w:val="15"/>
+          <w:szCs w:val="15"/>
+        </w:rPr>
+        <w:t>=</w:t>
+      </w:r>
+      <w:r>
+        <w:rPr>
+          <w:rFonts w:hint="eastAsia"/>
+          <w:sz w:val="15"/>
+          <w:szCs w:val="15"/>
+        </w:rPr>
+        <w:t xml:space="preserve"> 9</w:t>
+      </w:r>
+      <w:r>
+        <w:rPr>
+          <w:rFonts w:hint="eastAsia"/>
+          <w:sz w:val="15"/>
+          <w:szCs w:val="15"/>
+        </w:rPr>
+        <w:t>0</w:t>
+      </w:r>
+      <w:r>
+        <w:rPr>
+          <w:rFonts w:hint="eastAsia"/>
+          <w:sz w:val="15"/>
+          <w:szCs w:val="15"/>
+        </w:rPr>
+        <w:t xml:space="preserve"> : </w:t>
+      </w:r>
+      <w:r>
+        <w:rPr>
+          <w:rFonts w:hint="eastAsia"/>
+          <w:sz w:val="15"/>
+          <w:szCs w:val="15"/>
+        </w:rPr>
+        <w:t>A</w:t>
+      </w:r>
+      <w:r>
+        <w:rPr>
+          <w:rFonts w:hint="eastAsia"/>
+          <w:sz w:val="15"/>
+          <w:szCs w:val="15"/>
+        </w:rPr>
+        <w:t xml:space="preserve"> </w:t>
+      </w:r>
     </w:p>
     <w:p>
       <w:pPr>
         <w:rPr>
-          <w:rFonts w:hint="eastAsia"/>
-          <w:szCs w:val="21"/>
-        </w:rPr>
-      </w:pPr>
+          <w:sz w:val="15"/>
+          <w:szCs w:val="15"/>
+        </w:rPr>
+      </w:pPr>
+      <w:r>
+        <w:rPr>
+          <w:sz w:val="15"/>
+          <w:szCs w:val="15"/>
+        </w:rPr>
+        <w:tab/>
+      </w:r>
+      <w:r>
+        <w:rPr>
+          <w:rFonts w:hint="eastAsia"/>
+          <w:sz w:val="15"/>
+          <w:szCs w:val="15"/>
+        </w:rPr>
+        <w:t>90</w:t>
+      </w:r>
+      <w:r>
+        <w:rPr>
+          <w:rFonts w:hint="eastAsia"/>
+          <w:sz w:val="15"/>
+          <w:szCs w:val="15"/>
+        </w:rPr>
+        <w:t xml:space="preserve"> &gt; 折算得分 &gt;= </w:t>
+      </w:r>
+      <w:r>
+        <w:rPr>
+          <w:rFonts w:hint="eastAsia"/>
+          <w:sz w:val="15"/>
+          <w:szCs w:val="15"/>
+        </w:rPr>
+        <w:t>75</w:t>
+      </w:r>
+      <w:r>
+        <w:rPr>
+          <w:rFonts w:hint="eastAsia"/>
+          <w:sz w:val="15"/>
+          <w:szCs w:val="15"/>
+        </w:rPr>
+        <w:t xml:space="preserve"> : </w:t>
+      </w:r>
+      <w:r>
+        <w:rPr>
+          <w:rFonts w:hint="eastAsia"/>
+          <w:sz w:val="15"/>
+          <w:szCs w:val="15"/>
+        </w:rPr>
+        <w:t>B</w:t>
+      </w:r>
+    </w:p>
+    <w:p>
+      <w:pPr>
+        <w:rPr>
+          <w:sz w:val="15"/>
+          <w:szCs w:val="15"/>
+        </w:rPr>
+      </w:pPr>
+      <w:r>
+        <w:rPr>
+          <w:sz w:val="15"/>
+          <w:szCs w:val="15"/>
+        </w:rPr>
+        <w:tab/>
+      </w:r>
+      <w:r>
+        <w:rPr>
+          <w:rFonts w:hint="eastAsia"/>
+          <w:sz w:val="15"/>
+          <w:szCs w:val="15"/>
+        </w:rPr>
+        <w:t>75</w:t>
+      </w:r>
+      <w:r>
+        <w:rPr>
+          <w:rFonts w:hint="eastAsia"/>
+          <w:sz w:val="15"/>
+          <w:szCs w:val="15"/>
+        </w:rPr>
+        <w:t xml:space="preserve"> &gt; 折算得分 &gt;= </w:t>
+      </w:r>
+      <w:r>
+        <w:rPr>
+          <w:rFonts w:hint="eastAsia"/>
+          <w:sz w:val="15"/>
+          <w:szCs w:val="15"/>
+        </w:rPr>
+        <w:t>60</w:t>
+      </w:r>
+      <w:r>
+        <w:rPr>
+          <w:rFonts w:hint="eastAsia"/>
+          <w:sz w:val="15"/>
+          <w:szCs w:val="15"/>
+        </w:rPr>
+        <w:t xml:space="preserve"> : </w:t>
+      </w:r>
+      <w:r>
+        <w:rPr>
+          <w:rFonts w:hint="eastAsia"/>
+          <w:sz w:val="15"/>
+          <w:szCs w:val="15"/>
+        </w:rPr>
+        <w:t>C</w:t>
+      </w:r>
+    </w:p>
+    <w:p>
+      <w:pPr>
+        <w:rPr>
+          <w:rFonts w:hint="eastAsia"/>
+          <w:sz w:val="15"/>
+          <w:szCs w:val="15"/>
+        </w:rPr>
+      </w:pPr>
+      <w:r>
+        <w:rPr>
+          <w:sz w:val="15"/>
+          <w:szCs w:val="15"/>
+        </w:rPr>
+        <w:tab/>
+      </w:r>
+      <w:r>
+        <w:rPr>
+          <w:rFonts w:hint="eastAsia"/>
+          <w:sz w:val="15"/>
+          <w:szCs w:val="15"/>
+        </w:rPr>
+        <w:t xml:space="preserve">Else : </w:t>
+      </w:r>
+      <w:r>
+        <w:rPr>
+          <w:rFonts w:hint="eastAsia"/>
+          <w:sz w:val="15"/>
+          <w:szCs w:val="15"/>
+        </w:rPr>
+        <w:t>D</w:t>
+      </w:r>
+    </w:p>
+    <w:p>
+      <w:pPr>
+        <w:rPr>
+          <w:sz w:val="15"/>
+          <w:szCs w:val="15"/>
+        </w:rPr>
+      </w:pPr>
+      <w:r>
+        <w:rPr>
+          <w:rFonts w:hint="eastAsia"/>
+          <w:sz w:val="15"/>
+          <w:szCs w:val="15"/>
+        </w:rPr>
+        <w:t>计算系数 = (计算总分第五名的分数 / 90.01)</w:t>
+      </w:r>
+    </w:p>
+    <w:p>
+      <w:pPr>
+        <w:rPr>
+          <w:sz w:val="15"/>
+          <w:szCs w:val="15"/>
+        </w:rPr>
+      </w:pPr>
+    </w:p>
+    <w:p>
+      <w:pPr>
+        <w:rPr>
+          <w:sz w:val="15"/>
+          <w:szCs w:val="15"/>
+        </w:rPr>
+      </w:pPr>
+    </w:p>
+    <w:p>
+      <w:pPr>
+        <w:rPr>
+          <w:sz w:val="15"/>
+          <w:szCs w:val="15"/>
+        </w:rPr>
+      </w:pPr>
+    </w:p>
+    <w:p>
+      <w:pPr>
+        <w:rPr>
+          <w:sz w:val="15"/>
+          <w:szCs w:val="15"/>
+        </w:rPr>
+      </w:pPr>
+    </w:p>
+    <w:p>
+      <w:pPr>
+        <w:rPr>
+          <w:sz w:val="15"/>
+          <w:szCs w:val="15"/>
+        </w:rPr>
+      </w:pPr>
+    </w:p>
+    <w:p>
+      <w:pPr>
+        <w:rPr>
+          <w:sz w:val="15"/>
+          <w:szCs w:val="15"/>
+        </w:rPr>
+      </w:pPr>
+    </w:p>
+    <w:p>
+      <w:pPr>
+        <w:rPr>
+          <w:rFonts w:hint="eastAsia"/>
+          <w:sz w:val="15"/>
+          <w:szCs w:val="15"/>
+        </w:rPr>
+      </w:pPr>
+    </w:p>
+    <w:p>
+      <w:pPr>
+        <w:pStyle w:val="af"/>
+        <w:keepNext/>
+        <w:jc w:val="center"/>
+      </w:pPr>
+      <w:r>
+        <w:rPr>
+          <w:rFonts w:hint="eastAsia"/>
+        </w:rPr>
+        <w:lastRenderedPageBreak/>
+        <w:t>表格</w:t>
+      </w:r>
+      <w:r>
+        <w:rPr>
+          <w:rFonts w:hint="eastAsia"/>
+        </w:rPr>
+        <w:t xml:space="preserve"> </w:t>
+      </w:r>
+      <w:r>
+        <w:rPr>
+          <w:rFonts w:hint="eastAsia"/>
+        </w:rPr>
+        <w:fldChar w:fldCharType="begin"/>
+      </w:r>
+      <w:r>
+        <w:rPr>
+          <w:rFonts w:hint="eastAsia"/>
+        </w:rPr>
+        <w:instrText xml:space="preserve"> SEQ </w:instrText>
+      </w:r>
+      <w:r>
+        <w:rPr>
+          <w:rFonts w:hint="eastAsia"/>
+        </w:rPr>
+        <w:instrText>表格</w:instrText>
+      </w:r>
+      <w:r>
+        <w:rPr>
+          <w:rFonts w:hint="eastAsia"/>
+        </w:rPr>
+        <w:instrText xml:space="preserve"> \* ARABIC </w:instrText>
+      </w:r>
+      <w:r>
+        <w:rPr>
+          <w:rFonts w:hint="eastAsia"/>
+        </w:rPr>
+        <w:fldChar w:fldCharType="separate"/>
+      </w:r>
+      <w:r>
+        <w:rPr>
+          <w:rFonts w:hint="eastAsia"/>
+          <w:noProof/>
+        </w:rPr>
+        <w:t>2</w:t>
+      </w:r>
+      <w:r>
+        <w:rPr>
+          <w:rFonts w:hint="eastAsia"/>
+        </w:rPr>
+        <w:fldChar w:fldCharType="end"/>
+      </w:r>
+      <w:r>
+        <w:rPr>
+          <w:rFonts w:hint="eastAsia"/>
+        </w:rPr>
+        <w:t xml:space="preserve"> </w:t>
+      </w:r>
+      <w:r>
+        <w:rPr>
+          <w:rFonts w:hint="eastAsia"/>
+        </w:rPr>
+        <w:t>季度得分表</w:t>
+      </w:r>
+    </w:p>
+    <w:tbl>
+      <w:tblPr>
+        <w:tblStyle w:val="ae"/>
+        <w:tblW w:w="0" w:type="auto"/>
+        <w:tblLook w:val="04A0" w:firstRow="1" w:lastRow="0" w:firstColumn="1" w:lastColumn="0" w:noHBand="0" w:noVBand="1"/>
+      </w:tblPr>
+      <w:tblGrid>
+        <w:gridCol w:w="1185"/>
+        <w:gridCol w:w="1185"/>
+        <w:gridCol w:w="1185"/>
+        <w:gridCol w:w="1185"/>
+        <w:gridCol w:w="1185"/>
+        <w:gridCol w:w="1185"/>
+        <w:gridCol w:w="1186"/>
+      </w:tblGrid>
+      <w:tr>
+        <w:tc>
+          <w:tcPr>
+            <w:tcW w:w="1185" w:type="dxa"/>
+          </w:tcPr>
+          <w:p>
+            <w:pPr>
+              <w:rPr>
+                <w:rFonts w:hint="eastAsia"/>
+                <w:sz w:val="15"/>
+                <w:szCs w:val="15"/>
+              </w:rPr>
+            </w:pPr>
+          </w:p>
+        </w:tc>
+        <w:tc>
+          <w:tcPr>
+            <w:tcW w:w="1185" w:type="dxa"/>
+          </w:tcPr>
+          <w:p>
+            <w:pPr>
+              <w:rPr>
+                <w:rFonts w:hint="eastAsia"/>
+                <w:sz w:val="15"/>
+                <w:szCs w:val="15"/>
+              </w:rPr>
+            </w:pPr>
+            <w:r>
+              <w:rPr>
+                <w:rFonts w:hint="eastAsia"/>
+                <w:sz w:val="15"/>
+                <w:szCs w:val="15"/>
+              </w:rPr>
+              <w:t>该季度第一个月</w:t>
+            </w:r>
+          </w:p>
+        </w:tc>
+        <w:tc>
+          <w:tcPr>
+            <w:tcW w:w="1185" w:type="dxa"/>
+          </w:tcPr>
+          <w:p>
+            <w:pPr>
+              <w:rPr>
+                <w:rFonts w:hint="eastAsia"/>
+                <w:sz w:val="15"/>
+                <w:szCs w:val="15"/>
+              </w:rPr>
+            </w:pPr>
+            <w:r>
+              <w:rPr>
+                <w:rFonts w:hint="eastAsia"/>
+                <w:sz w:val="15"/>
+                <w:szCs w:val="15"/>
+              </w:rPr>
+              <w:t>该季度第</w:t>
+            </w:r>
+            <w:r>
+              <w:rPr>
+                <w:rFonts w:hint="eastAsia"/>
+                <w:sz w:val="15"/>
+                <w:szCs w:val="15"/>
+              </w:rPr>
+              <w:t>二</w:t>
+            </w:r>
+            <w:r>
+              <w:rPr>
+                <w:rFonts w:hint="eastAsia"/>
+                <w:sz w:val="15"/>
+                <w:szCs w:val="15"/>
+              </w:rPr>
+              <w:t>个月</w:t>
+            </w:r>
+          </w:p>
+        </w:tc>
+        <w:tc>
+          <w:tcPr>
+            <w:tcW w:w="1185" w:type="dxa"/>
+          </w:tcPr>
+          <w:p>
+            <w:pPr>
+              <w:rPr>
+                <w:rFonts w:hint="eastAsia"/>
+                <w:sz w:val="15"/>
+                <w:szCs w:val="15"/>
+              </w:rPr>
+            </w:pPr>
+            <w:r>
+              <w:rPr>
+                <w:rFonts w:hint="eastAsia"/>
+                <w:sz w:val="15"/>
+                <w:szCs w:val="15"/>
+              </w:rPr>
+              <w:t>该季度第</w:t>
+            </w:r>
+            <w:r>
+              <w:rPr>
+                <w:rFonts w:hint="eastAsia"/>
+                <w:sz w:val="15"/>
+                <w:szCs w:val="15"/>
+              </w:rPr>
+              <w:t>三</w:t>
+            </w:r>
+            <w:r>
+              <w:rPr>
+                <w:rFonts w:hint="eastAsia"/>
+                <w:sz w:val="15"/>
+                <w:szCs w:val="15"/>
+              </w:rPr>
+              <w:t>个月</w:t>
+            </w:r>
+          </w:p>
+        </w:tc>
+        <w:tc>
+          <w:tcPr>
+            <w:tcW w:w="1185" w:type="dxa"/>
+          </w:tcPr>
+          <w:p>
+            <w:pPr>
+              <w:rPr>
+                <w:rFonts w:hint="eastAsia"/>
+                <w:sz w:val="15"/>
+                <w:szCs w:val="15"/>
+              </w:rPr>
+            </w:pPr>
+            <w:r>
+              <w:rPr>
+                <w:rFonts w:hint="eastAsia"/>
+                <w:sz w:val="15"/>
+                <w:szCs w:val="15"/>
+              </w:rPr>
+              <w:t>得分</w:t>
+            </w:r>
+          </w:p>
+        </w:tc>
+        <w:tc>
+          <w:tcPr>
+            <w:tcW w:w="1185" w:type="dxa"/>
+          </w:tcPr>
+          <w:p>
+            <w:pPr>
+              <w:rPr>
+                <w:rFonts w:hint="eastAsia"/>
+                <w:sz w:val="15"/>
+                <w:szCs w:val="15"/>
+              </w:rPr>
+            </w:pPr>
+            <w:r>
+              <w:rPr>
+                <w:rFonts w:hint="eastAsia"/>
+                <w:sz w:val="15"/>
+                <w:szCs w:val="15"/>
+              </w:rPr>
+              <w:t>计算得分</w:t>
+            </w:r>
+          </w:p>
+        </w:tc>
+        <w:tc>
+          <w:tcPr>
+            <w:tcW w:w="1186" w:type="dxa"/>
+          </w:tcPr>
+          <w:p>
+            <w:pPr>
+              <w:rPr>
+                <w:rFonts w:hint="eastAsia"/>
+                <w:sz w:val="15"/>
+                <w:szCs w:val="15"/>
+              </w:rPr>
+            </w:pPr>
+            <w:r>
+              <w:rPr>
+                <w:rFonts w:hint="eastAsia"/>
+                <w:sz w:val="15"/>
+                <w:szCs w:val="15"/>
+              </w:rPr>
+              <w:t>等级</w:t>
+            </w:r>
+          </w:p>
+        </w:tc>
+      </w:tr>
+      <w:tr>
+        <w:tc>
+          <w:tcPr>
+            <w:tcW w:w="1185" w:type="dxa"/>
+          </w:tcPr>
+          <w:p>
+            <w:pPr>
+              <w:rPr>
+                <w:rFonts w:hint="eastAsia"/>
+                <w:sz w:val="15"/>
+                <w:szCs w:val="15"/>
+              </w:rPr>
+            </w:pPr>
+            <w:r>
+              <w:rPr>
+                <w:rFonts w:hint="eastAsia"/>
+                <w:sz w:val="15"/>
+                <w:szCs w:val="15"/>
+              </w:rPr>
+              <w:t>人员1</w:t>
+            </w:r>
+          </w:p>
+        </w:tc>
+        <w:tc>
+          <w:tcPr>
+            <w:tcW w:w="1185" w:type="dxa"/>
+          </w:tcPr>
+          <w:p>
+            <w:pPr>
+              <w:rPr>
+                <w:rFonts w:hint="eastAsia"/>
+                <w:sz w:val="15"/>
+                <w:szCs w:val="15"/>
+              </w:rPr>
+            </w:pPr>
+            <w:r>
+              <w:rPr>
+                <w:rFonts w:hint="eastAsia"/>
+                <w:sz w:val="15"/>
+                <w:szCs w:val="15"/>
+              </w:rPr>
+              <w:t>这个月的计算总分</w:t>
+            </w:r>
+          </w:p>
+        </w:tc>
+        <w:tc>
+          <w:tcPr>
+            <w:tcW w:w="1185" w:type="dxa"/>
+          </w:tcPr>
+          <w:p>
+            <w:pPr>
+              <w:rPr>
+                <w:rFonts w:hint="eastAsia"/>
+                <w:sz w:val="15"/>
+                <w:szCs w:val="15"/>
+              </w:rPr>
+            </w:pPr>
+            <w:r>
+              <w:rPr>
+                <w:rFonts w:hint="eastAsia"/>
+                <w:sz w:val="15"/>
+                <w:szCs w:val="15"/>
+              </w:rPr>
+              <w:t>这个月的计算总分</w:t>
+            </w:r>
+          </w:p>
+        </w:tc>
+        <w:tc>
+          <w:tcPr>
+            <w:tcW w:w="1185" w:type="dxa"/>
+          </w:tcPr>
+          <w:p>
+            <w:pPr>
+              <w:rPr>
+                <w:rFonts w:hint="eastAsia"/>
+                <w:sz w:val="15"/>
+                <w:szCs w:val="15"/>
+              </w:rPr>
+            </w:pPr>
+            <w:r>
+              <w:rPr>
+                <w:rFonts w:hint="eastAsia"/>
+                <w:sz w:val="15"/>
+                <w:szCs w:val="15"/>
+              </w:rPr>
+              <w:t>这个月的计算总分</w:t>
+            </w:r>
+          </w:p>
+        </w:tc>
+        <w:tc>
+          <w:tcPr>
+            <w:tcW w:w="1185" w:type="dxa"/>
+          </w:tcPr>
+          <w:p>
+            <w:pPr>
+              <w:rPr>
+                <w:rFonts w:hint="eastAsia"/>
+                <w:sz w:val="15"/>
+                <w:szCs w:val="15"/>
+              </w:rPr>
+            </w:pPr>
+          </w:p>
+        </w:tc>
+        <w:tc>
+          <w:tcPr>
+            <w:tcW w:w="1185" w:type="dxa"/>
+          </w:tcPr>
+          <w:p>
+            <w:pPr>
+              <w:rPr>
+                <w:rFonts w:hint="eastAsia"/>
+                <w:sz w:val="15"/>
+                <w:szCs w:val="15"/>
+              </w:rPr>
+            </w:pPr>
+          </w:p>
+        </w:tc>
+        <w:tc>
+          <w:tcPr>
+            <w:tcW w:w="1186" w:type="dxa"/>
+          </w:tcPr>
+          <w:p>
+            <w:pPr>
+              <w:rPr>
+                <w:rFonts w:hint="eastAsia"/>
+                <w:sz w:val="15"/>
+                <w:szCs w:val="15"/>
+              </w:rPr>
+            </w:pPr>
+          </w:p>
+        </w:tc>
+      </w:tr>
+      <w:tr>
+        <w:tc>
+          <w:tcPr>
+            <w:tcW w:w="1185" w:type="dxa"/>
+          </w:tcPr>
+          <w:p>
+            <w:pPr>
+              <w:rPr>
+                <w:rFonts w:hint="eastAsia"/>
+                <w:sz w:val="15"/>
+                <w:szCs w:val="15"/>
+              </w:rPr>
+            </w:pPr>
+            <w:r>
+              <w:rPr>
+                <w:rFonts w:hint="eastAsia"/>
+                <w:sz w:val="15"/>
+                <w:szCs w:val="15"/>
+              </w:rPr>
+              <w:t>人员2</w:t>
+            </w:r>
+          </w:p>
+        </w:tc>
+        <w:tc>
+          <w:tcPr>
+            <w:tcW w:w="1185" w:type="dxa"/>
+          </w:tcPr>
+          <w:p>
+            <w:pPr>
+              <w:rPr>
+                <w:rFonts w:hint="eastAsia"/>
+                <w:sz w:val="15"/>
+                <w:szCs w:val="15"/>
+              </w:rPr>
+            </w:pPr>
+            <w:r>
+              <w:rPr>
+                <w:sz w:val="15"/>
+                <w:szCs w:val="15"/>
+              </w:rPr>
+              <w:t>…</w:t>
+            </w:r>
+          </w:p>
+        </w:tc>
+        <w:tc>
+          <w:tcPr>
+            <w:tcW w:w="1185" w:type="dxa"/>
+          </w:tcPr>
+          <w:p>
+            <w:pPr>
+              <w:rPr>
+                <w:rFonts w:hint="eastAsia"/>
+                <w:sz w:val="15"/>
+                <w:szCs w:val="15"/>
+              </w:rPr>
+            </w:pPr>
+            <w:r>
+              <w:rPr>
+                <w:sz w:val="15"/>
+                <w:szCs w:val="15"/>
+              </w:rPr>
+              <w:t>…</w:t>
+            </w:r>
+          </w:p>
+        </w:tc>
+        <w:tc>
+          <w:tcPr>
+            <w:tcW w:w="1185" w:type="dxa"/>
+          </w:tcPr>
+          <w:p>
+            <w:pPr>
+              <w:rPr>
+                <w:rFonts w:hint="eastAsia"/>
+                <w:sz w:val="15"/>
+                <w:szCs w:val="15"/>
+              </w:rPr>
+            </w:pPr>
+            <w:r>
+              <w:rPr>
+                <w:sz w:val="15"/>
+                <w:szCs w:val="15"/>
+              </w:rPr>
+              <w:t>…</w:t>
+            </w:r>
+          </w:p>
+        </w:tc>
+        <w:tc>
+          <w:tcPr>
+            <w:tcW w:w="1185" w:type="dxa"/>
+          </w:tcPr>
+          <w:p>
+            <w:pPr>
+              <w:rPr>
+                <w:rFonts w:hint="eastAsia"/>
+                <w:sz w:val="15"/>
+                <w:szCs w:val="15"/>
+              </w:rPr>
+            </w:pPr>
+          </w:p>
+        </w:tc>
+        <w:tc>
+          <w:tcPr>
+            <w:tcW w:w="1185" w:type="dxa"/>
+          </w:tcPr>
+          <w:p>
+            <w:pPr>
+              <w:rPr>
+                <w:rFonts w:hint="eastAsia"/>
+                <w:sz w:val="15"/>
+                <w:szCs w:val="15"/>
+              </w:rPr>
+            </w:pPr>
+          </w:p>
+        </w:tc>
+        <w:tc>
+          <w:tcPr>
+            <w:tcW w:w="1186" w:type="dxa"/>
+          </w:tcPr>
+          <w:p>
+            <w:pPr>
+              <w:rPr>
+                <w:rFonts w:hint="eastAsia"/>
+                <w:sz w:val="15"/>
+                <w:szCs w:val="15"/>
+              </w:rPr>
+            </w:pPr>
+          </w:p>
+        </w:tc>
+      </w:tr>
+      <w:tr>
+        <w:tc>
+          <w:tcPr>
+            <w:tcW w:w="1185" w:type="dxa"/>
+          </w:tcPr>
+          <w:p>
+            <w:pPr>
+              <w:rPr>
+                <w:rFonts w:hint="eastAsia"/>
+                <w:sz w:val="15"/>
+                <w:szCs w:val="15"/>
+              </w:rPr>
+            </w:pPr>
+            <w:r>
+              <w:rPr>
+                <w:rFonts w:hint="eastAsia"/>
+                <w:sz w:val="15"/>
+                <w:szCs w:val="15"/>
+              </w:rPr>
+              <w:t>人员3</w:t>
+            </w:r>
+          </w:p>
+        </w:tc>
+        <w:tc>
+          <w:tcPr>
+            <w:tcW w:w="1185" w:type="dxa"/>
+          </w:tcPr>
+          <w:p>
+            <w:pPr>
+              <w:rPr>
+                <w:rFonts w:hint="eastAsia"/>
+                <w:sz w:val="15"/>
+                <w:szCs w:val="15"/>
+              </w:rPr>
+            </w:pPr>
+            <w:r>
+              <w:rPr>
+                <w:sz w:val="15"/>
+                <w:szCs w:val="15"/>
+              </w:rPr>
+              <w:t>…</w:t>
+            </w:r>
+          </w:p>
+        </w:tc>
+        <w:tc>
+          <w:tcPr>
+            <w:tcW w:w="1185" w:type="dxa"/>
+          </w:tcPr>
+          <w:p>
+            <w:pPr>
+              <w:rPr>
+                <w:rFonts w:hint="eastAsia"/>
+                <w:sz w:val="15"/>
+                <w:szCs w:val="15"/>
+              </w:rPr>
+            </w:pPr>
+            <w:r>
+              <w:rPr>
+                <w:sz w:val="15"/>
+                <w:szCs w:val="15"/>
+              </w:rPr>
+              <w:t>…</w:t>
+            </w:r>
+          </w:p>
+        </w:tc>
+        <w:tc>
+          <w:tcPr>
+            <w:tcW w:w="1185" w:type="dxa"/>
+          </w:tcPr>
+          <w:p>
+            <w:pPr>
+              <w:rPr>
+                <w:rFonts w:hint="eastAsia"/>
+                <w:sz w:val="15"/>
+                <w:szCs w:val="15"/>
+              </w:rPr>
+            </w:pPr>
+            <w:r>
+              <w:rPr>
+                <w:sz w:val="15"/>
+                <w:szCs w:val="15"/>
+              </w:rPr>
+              <w:t>…</w:t>
+            </w:r>
+          </w:p>
+        </w:tc>
+        <w:tc>
+          <w:tcPr>
+            <w:tcW w:w="1185" w:type="dxa"/>
+          </w:tcPr>
+          <w:p>
+            <w:pPr>
+              <w:rPr>
+                <w:rFonts w:hint="eastAsia"/>
+                <w:sz w:val="15"/>
+                <w:szCs w:val="15"/>
+              </w:rPr>
+            </w:pPr>
+          </w:p>
+        </w:tc>
+        <w:tc>
+          <w:tcPr>
+            <w:tcW w:w="1185" w:type="dxa"/>
+          </w:tcPr>
+          <w:p>
+            <w:pPr>
+              <w:rPr>
+                <w:rFonts w:hint="eastAsia"/>
+                <w:sz w:val="15"/>
+                <w:szCs w:val="15"/>
+              </w:rPr>
+            </w:pPr>
+          </w:p>
+        </w:tc>
+        <w:tc>
+          <w:tcPr>
+            <w:tcW w:w="1186" w:type="dxa"/>
+          </w:tcPr>
+          <w:p>
+            <w:pPr>
+              <w:rPr>
+                <w:rFonts w:hint="eastAsia"/>
+                <w:sz w:val="15"/>
+                <w:szCs w:val="15"/>
+              </w:rPr>
+            </w:pPr>
+          </w:p>
+        </w:tc>
+      </w:tr>
+      <w:tr>
+        <w:tc>
+          <w:tcPr>
+            <w:tcW w:w="1185" w:type="dxa"/>
+          </w:tcPr>
+          <w:p>
+            <w:pPr>
+              <w:rPr>
+                <w:rFonts w:hint="eastAsia"/>
+                <w:sz w:val="15"/>
+                <w:szCs w:val="15"/>
+              </w:rPr>
+            </w:pPr>
+            <w:r>
+              <w:rPr>
+                <w:rFonts w:hint="eastAsia"/>
+                <w:sz w:val="15"/>
+                <w:szCs w:val="15"/>
+              </w:rPr>
+              <w:t>人员4</w:t>
+            </w:r>
+          </w:p>
+        </w:tc>
+        <w:tc>
+          <w:tcPr>
+            <w:tcW w:w="1185" w:type="dxa"/>
+          </w:tcPr>
+          <w:p>
+            <w:pPr>
+              <w:rPr>
+                <w:rFonts w:hint="eastAsia"/>
+                <w:sz w:val="15"/>
+                <w:szCs w:val="15"/>
+              </w:rPr>
+            </w:pPr>
+            <w:r>
+              <w:rPr>
+                <w:sz w:val="15"/>
+                <w:szCs w:val="15"/>
+              </w:rPr>
+              <w:t>…</w:t>
+            </w:r>
+          </w:p>
+        </w:tc>
+        <w:tc>
+          <w:tcPr>
+            <w:tcW w:w="1185" w:type="dxa"/>
+          </w:tcPr>
+          <w:p>
+            <w:pPr>
+              <w:rPr>
+                <w:rFonts w:hint="eastAsia"/>
+                <w:sz w:val="15"/>
+                <w:szCs w:val="15"/>
+              </w:rPr>
+            </w:pPr>
+            <w:r>
+              <w:rPr>
+                <w:sz w:val="15"/>
+                <w:szCs w:val="15"/>
+              </w:rPr>
+              <w:t>…</w:t>
+            </w:r>
+          </w:p>
+        </w:tc>
+        <w:tc>
+          <w:tcPr>
+            <w:tcW w:w="1185" w:type="dxa"/>
+          </w:tcPr>
+          <w:p>
+            <w:pPr>
+              <w:rPr>
+                <w:rFonts w:hint="eastAsia"/>
+                <w:sz w:val="15"/>
+                <w:szCs w:val="15"/>
+              </w:rPr>
+            </w:pPr>
+            <w:r>
+              <w:rPr>
+                <w:sz w:val="15"/>
+                <w:szCs w:val="15"/>
+              </w:rPr>
+              <w:t>…</w:t>
+            </w:r>
+          </w:p>
+        </w:tc>
+        <w:tc>
+          <w:tcPr>
+            <w:tcW w:w="1185" w:type="dxa"/>
+          </w:tcPr>
+          <w:p>
+            <w:pPr>
+              <w:rPr>
+                <w:rFonts w:hint="eastAsia"/>
+                <w:sz w:val="15"/>
+                <w:szCs w:val="15"/>
+              </w:rPr>
+            </w:pPr>
+          </w:p>
+        </w:tc>
+        <w:tc>
+          <w:tcPr>
+            <w:tcW w:w="1185" w:type="dxa"/>
+          </w:tcPr>
+          <w:p>
+            <w:pPr>
+              <w:rPr>
+                <w:rFonts w:hint="eastAsia"/>
+                <w:sz w:val="15"/>
+                <w:szCs w:val="15"/>
+              </w:rPr>
+            </w:pPr>
+          </w:p>
+        </w:tc>
+        <w:tc>
+          <w:tcPr>
+            <w:tcW w:w="1186" w:type="dxa"/>
+          </w:tcPr>
+          <w:p>
+            <w:pPr>
+              <w:rPr>
+                <w:rFonts w:hint="eastAsia"/>
+                <w:sz w:val="15"/>
+                <w:szCs w:val="15"/>
+              </w:rPr>
+            </w:pPr>
+          </w:p>
+        </w:tc>
+      </w:tr>
+      <w:tr>
+        <w:tc>
+          <w:tcPr>
+            <w:tcW w:w="1185" w:type="dxa"/>
+          </w:tcPr>
+          <w:p>
+            <w:pPr>
+              <w:rPr>
+                <w:rFonts w:hint="eastAsia"/>
+                <w:sz w:val="15"/>
+                <w:szCs w:val="15"/>
+              </w:rPr>
+            </w:pPr>
+            <w:r>
+              <w:rPr>
+                <w:rFonts w:hint="eastAsia"/>
+                <w:sz w:val="15"/>
+                <w:szCs w:val="15"/>
+              </w:rPr>
+              <w:t>人员5</w:t>
+            </w:r>
+          </w:p>
+        </w:tc>
+        <w:tc>
+          <w:tcPr>
+            <w:tcW w:w="1185" w:type="dxa"/>
+          </w:tcPr>
+          <w:p>
+            <w:pPr>
+              <w:rPr>
+                <w:rFonts w:hint="eastAsia"/>
+                <w:sz w:val="15"/>
+                <w:szCs w:val="15"/>
+              </w:rPr>
+            </w:pPr>
+            <w:r>
+              <w:rPr>
+                <w:sz w:val="15"/>
+                <w:szCs w:val="15"/>
+              </w:rPr>
+              <w:t>…</w:t>
+            </w:r>
+          </w:p>
+        </w:tc>
+        <w:tc>
+          <w:tcPr>
+            <w:tcW w:w="1185" w:type="dxa"/>
+          </w:tcPr>
+          <w:p>
+            <w:pPr>
+              <w:rPr>
+                <w:rFonts w:hint="eastAsia"/>
+                <w:sz w:val="15"/>
+                <w:szCs w:val="15"/>
+              </w:rPr>
+            </w:pPr>
+            <w:r>
+              <w:rPr>
+                <w:sz w:val="15"/>
+                <w:szCs w:val="15"/>
+              </w:rPr>
+              <w:t>…</w:t>
+            </w:r>
+          </w:p>
+        </w:tc>
+        <w:tc>
+          <w:tcPr>
+            <w:tcW w:w="1185" w:type="dxa"/>
+          </w:tcPr>
+          <w:p>
+            <w:pPr>
+              <w:rPr>
+                <w:rFonts w:hint="eastAsia"/>
+                <w:sz w:val="15"/>
+                <w:szCs w:val="15"/>
+              </w:rPr>
+            </w:pPr>
+            <w:r>
+              <w:rPr>
+                <w:sz w:val="15"/>
+                <w:szCs w:val="15"/>
+              </w:rPr>
+              <w:t>…</w:t>
+            </w:r>
+          </w:p>
+        </w:tc>
+        <w:tc>
+          <w:tcPr>
+            <w:tcW w:w="1185" w:type="dxa"/>
+          </w:tcPr>
+          <w:p>
+            <w:pPr>
+              <w:rPr>
+                <w:rFonts w:hint="eastAsia"/>
+                <w:sz w:val="15"/>
+                <w:szCs w:val="15"/>
+              </w:rPr>
+            </w:pPr>
+          </w:p>
+        </w:tc>
+        <w:tc>
+          <w:tcPr>
+            <w:tcW w:w="1185" w:type="dxa"/>
+          </w:tcPr>
+          <w:p>
+            <w:pPr>
+              <w:rPr>
+                <w:rFonts w:hint="eastAsia"/>
+                <w:sz w:val="15"/>
+                <w:szCs w:val="15"/>
+              </w:rPr>
+            </w:pPr>
+          </w:p>
+        </w:tc>
+        <w:tc>
+          <w:tcPr>
+            <w:tcW w:w="1186" w:type="dxa"/>
+          </w:tcPr>
+          <w:p>
+            <w:pPr>
+              <w:rPr>
+                <w:rFonts w:hint="eastAsia"/>
+                <w:sz w:val="15"/>
+                <w:szCs w:val="15"/>
+              </w:rPr>
+            </w:pPr>
+          </w:p>
+        </w:tc>
+      </w:tr>
+    </w:tbl>
+    <w:p>
+      <w:pPr>
+        <w:rPr>
+          <w:sz w:val="15"/>
+          <w:szCs w:val="15"/>
+        </w:rPr>
+      </w:pPr>
+      <w:r>
+        <w:rPr>
+          <w:rFonts w:hint="eastAsia"/>
+          <w:sz w:val="15"/>
+          <w:szCs w:val="15"/>
+        </w:rPr>
+        <w:t>得分：3个月计算总分之和</w:t>
+      </w:r>
+    </w:p>
+    <w:p>
+      <w:pPr>
+        <w:rPr>
+          <w:sz w:val="15"/>
+          <w:szCs w:val="15"/>
+        </w:rPr>
+      </w:pPr>
+      <w:r>
+        <w:rPr>
+          <w:rFonts w:hint="eastAsia"/>
+          <w:sz w:val="15"/>
+          <w:szCs w:val="15"/>
+        </w:rPr>
+        <w:t>计算得分：得分 / 计算系数</w:t>
+      </w:r>
+    </w:p>
+    <w:p>
+      <w:pPr>
+        <w:rPr>
+          <w:sz w:val="15"/>
+          <w:szCs w:val="15"/>
+        </w:rPr>
+      </w:pPr>
+      <w:r>
+        <w:rPr>
+          <w:rFonts w:hint="eastAsia"/>
+          <w:sz w:val="15"/>
+          <w:szCs w:val="15"/>
+        </w:rPr>
+        <w:t>计算系数：得分第五名的分数 / 90.01</w:t>
+      </w:r>
+    </w:p>
+    <w:p>
+      <w:pPr>
+        <w:rPr>
+          <w:sz w:val="15"/>
+          <w:szCs w:val="15"/>
+        </w:rPr>
+      </w:pPr>
+      <w:r>
+        <w:rPr>
+          <w:rFonts w:hint="eastAsia"/>
+          <w:sz w:val="15"/>
+          <w:szCs w:val="15"/>
+        </w:rPr>
+        <w:t>等级：</w:t>
+      </w:r>
+      <w:r>
+        <w:rPr>
+          <w:rFonts w:hint="eastAsia"/>
+          <w:sz w:val="15"/>
+          <w:szCs w:val="15"/>
+        </w:rPr>
+        <w:t>计算</w:t>
+      </w:r>
+      <w:r>
+        <w:rPr>
+          <w:rFonts w:hint="eastAsia"/>
+          <w:sz w:val="15"/>
+          <w:szCs w:val="15"/>
+        </w:rPr>
+        <w:t>得分 &gt; 95 : S</w:t>
+      </w:r>
+    </w:p>
+    <w:p>
+      <w:pPr>
+        <w:rPr>
+          <w:sz w:val="15"/>
+          <w:szCs w:val="15"/>
+        </w:rPr>
+      </w:pPr>
+      <w:r>
+        <w:rPr>
+          <w:sz w:val="15"/>
+          <w:szCs w:val="15"/>
+        </w:rPr>
+        <w:tab/>
+      </w:r>
+      <w:r>
+        <w:rPr>
+          <w:rFonts w:hint="eastAsia"/>
+          <w:sz w:val="15"/>
+          <w:szCs w:val="15"/>
+        </w:rPr>
+        <w:t xml:space="preserve">95 &gt; 计算得分&gt;= 90 : A </w:t>
+      </w:r>
+    </w:p>
+    <w:p>
+      <w:pPr>
+        <w:rPr>
+          <w:sz w:val="15"/>
+          <w:szCs w:val="15"/>
+        </w:rPr>
+      </w:pPr>
+      <w:r>
+        <w:rPr>
+          <w:sz w:val="15"/>
+          <w:szCs w:val="15"/>
+        </w:rPr>
+        <w:tab/>
+      </w:r>
+      <w:r>
+        <w:rPr>
+          <w:rFonts w:hint="eastAsia"/>
+          <w:sz w:val="15"/>
+          <w:szCs w:val="15"/>
+        </w:rPr>
+        <w:t>90 &gt; 计算得分&gt;= 75 : B</w:t>
+      </w:r>
+    </w:p>
+    <w:p>
+      <w:pPr>
+        <w:rPr>
+          <w:sz w:val="15"/>
+          <w:szCs w:val="15"/>
+        </w:rPr>
+      </w:pPr>
+      <w:r>
+        <w:rPr>
+          <w:sz w:val="15"/>
+          <w:szCs w:val="15"/>
+        </w:rPr>
+        <w:tab/>
+      </w:r>
+      <w:r>
+        <w:rPr>
+          <w:rFonts w:hint="eastAsia"/>
+          <w:sz w:val="15"/>
+          <w:szCs w:val="15"/>
+        </w:rPr>
+        <w:t>75 &gt; 计算得分&gt;= 60 : C</w:t>
+      </w:r>
+    </w:p>
+    <w:p>
+      <w:pPr>
+        <w:rPr>
+          <w:rFonts w:hint="eastAsia"/>
+          <w:sz w:val="15"/>
+          <w:szCs w:val="15"/>
+        </w:rPr>
+      </w:pPr>
+      <w:r>
+        <w:rPr>
+          <w:sz w:val="15"/>
+          <w:szCs w:val="15"/>
+        </w:rPr>
+        <w:tab/>
+      </w:r>
+      <w:r>
+        <w:rPr>
+          <w:rFonts w:hint="eastAsia"/>
+          <w:sz w:val="15"/>
+          <w:szCs w:val="15"/>
+        </w:rPr>
+        <w:t>Else : D</w:t>
+      </w:r>
+    </w:p>
+    <w:p>
+      <w:pPr>
+        <w:rPr>
+          <w:sz w:val="15"/>
+          <w:szCs w:val="15"/>
+        </w:rPr>
+      </w:pPr>
+    </w:p>
+    <w:p>
+      <w:pPr>
+        <w:rPr>
+          <w:rFonts w:hint="eastAsia"/>
+          <w:sz w:val="24"/>
+          <w:szCs w:val="24"/>
+        </w:rPr>
+      </w:pPr>
+      <w:r>
+        <w:rPr>
+          <w:rFonts w:hint="eastAsia"/>
+          <w:sz w:val="24"/>
+          <w:szCs w:val="24"/>
+        </w:rPr>
+        <w:t>年度的逻辑和季度逻辑相同</w:t>
+      </w:r>
     </w:p>
     <w:sectPr>
       <w:pgSz w:w="11906" w:h="16838"/>
@@ -943,7 +3711,6 @@
   <w:style w:type="character" w:default="1" w:styleId="a0">
     <w:name w:val="Default Paragraph Font"/>
     <w:uiPriority w:val="1"/>
-    <w:semiHidden/>
     <w:unhideWhenUsed/>
   </w:style>
   <w:style w:type="table" w:default="1" w:styleId="a1">
@@ -1262,6 +4029,36 @@
       <w:spacing w:val="5"/>
     </w:rPr>
   </w:style>
+  <w:style w:type="table" w:styleId="ae">
+    <w:name w:val="Table Grid"/>
+    <w:basedOn w:val="a1"/>
+    <w:uiPriority w:val="39"/>
+    <w:rsid w:val="003B7B38"/>
+    <w:tblPr>
+      <w:tblBorders>
+        <w:top w:val="single" w:sz="4" w:space="0" w:color="auto"/>
+        <w:left w:val="single" w:sz="4" w:space="0" w:color="auto"/>
+        <w:bottom w:val="single" w:sz="4" w:space="0" w:color="auto"/>
+        <w:right w:val="single" w:sz="4" w:space="0" w:color="auto"/>
+        <w:insideH w:val="single" w:sz="4" w:space="0" w:color="auto"/>
+        <w:insideV w:val="single" w:sz="4" w:space="0" w:color="auto"/>
+      </w:tblBorders>
+    </w:tblPr>
+  </w:style>
+  <w:style w:type="paragraph" w:styleId="af">
+    <w:name w:val="caption"/>
+    <w:basedOn w:val="a"/>
+    <w:next w:val="a"/>
+    <w:uiPriority w:val="35"/>
+    <w:unhideWhenUsed/>
+    <w:qFormat/>
+    <w:rsid w:val="009E55D0"/>
+    <w:rPr>
+      <w:rFonts w:asciiTheme="majorHAnsi" w:eastAsia="黑体" w:hAnsiTheme="majorHAnsi" w:cstheme="majorBidi"/>
+      <w:sz w:val="20"/>
+      <w:szCs w:val="20"/>
+    </w:rPr>
+  </w:style>
 </w:styles>
 </file>
 
